--- a/technical_protection_of_information/практики/1/2026/Отчет_ПЗ1_Ковалев_ВКБ51.docx
+++ b/technical_protection_of_information/практики/1/2026/Отчет_ПЗ1_Ковалев_ВКБ51.docx
@@ -2,6 +2,73 @@
 <file path=word/document.xml><?xml version="1.0" encoding="utf-8"?>
 <w:document xmlns:wpc="http://schemas.microsoft.com/office/word/2010/wordprocessingCanvas" xmlns:cx="http://schemas.microsoft.com/office/drawing/2014/chartex" xmlns:cx1="http://schemas.microsoft.com/office/drawing/2015/9/8/chartex" xmlns:cx2="http://schemas.microsoft.com/office/drawing/2015/10/21/chartex" xmlns:cx3="http://schemas.microsoft.com/office/drawing/2016/5/9/chartex" xmlns:cx4="http://schemas.microsoft.com/office/drawing/2016/5/10/chartex" xmlns:cx5="http://schemas.microsoft.com/office/drawing/2016/5/11/chartex" xmlns:cx6="http://schemas.microsoft.com/office/drawing/2016/5/12/chartex" xmlns:cx7="http://schemas.microsoft.com/office/drawing/2016/5/13/chartex" xmlns:cx8="http://schemas.microsoft.com/office/drawing/2016/5/14/chartex" xmlns:mc="http://schemas.openxmlformats.org/markup-compatibility/2006" xmlns:m="http://schemas.openxmlformats.org/officeDocument/2006/math" xmlns:aink="http://schemas.microsoft.com/office/drawing/2016/ink" xmlns:am3d="http://schemas.microsoft.com/office/drawing/2017/model3d" xmlns:oel="http://schemas.microsoft.com/office/2019/extlst" xmlns:r="http://schemas.openxmlformats.org/officeDocument/2006/relationships" xmlns:wp14="http://schemas.microsoft.com/office/word/2010/wordprocessingDrawing" xmlns:wp="http://schemas.openxmlformats.org/drawingml/2006/wordprocessingDrawing" xmlns:wpg="http://schemas.microsoft.com/office/word/2010/wordprocessingGroup" xmlns:wpi="http://schemas.microsoft.com/office/word/2010/wordprocessingInk" xmlns:wps="http://schemas.microsoft.com/office/word/2010/wordprocessingShape" xmlns:o="urn:schemas-microsoft-com:office:office" xmlns:v="urn:schemas-microsoft-com:vml" xmlns:w10="urn:schemas-microsoft-com:office:word" xmlns:w="http://schemas.openxmlformats.org/wordprocessingml/2006/main" xmlns:w14="http://schemas.microsoft.com/office/word/2010/wordml" xmlns:w15="http://schemas.microsoft.com/office/word/2012/wordml" xmlns:w16cex="http://schemas.microsoft.com/office/word/2018/wordml/cex" xmlns:w16cid="http://schemas.microsoft.com/office/word/2016/wordml/cid" xmlns:w16="http://schemas.microsoft.com/office/word/2018/wordml" xmlns:w16sdtdh="http://schemas.microsoft.com/office/word/2020/wordml/sdtdatahash" xmlns:w16sdtfl="http://schemas.microsoft.com/office/word/2024/wordml/sdtformatlock" xmlns:w16se="http://schemas.microsoft.com/office/word/2015/wordml/symex" xmlns:w16du="http://schemas.microsoft.com/office/word/2023/wordml/word16du" xmlns:wne="http://schemas.microsoft.com/office/word/2006/wordml" mc:Ignorable="w14 w15 w16se w16cid w16 w16cex w16sdtdh w16sdtfl w16du wp14">
   <w:body>
+    <w:p>
+      <w:pPr>
+        <w:jc w:val="center"/>
+        <w:rPr>
+          <w:b/>
+          <w:sz w:val="24"/>
+          <w:lang w:val="ru-RU"/>
+        </w:rPr>
+      </w:pPr>
+      <w:bookmarkStart w:id="0" w:name="_Hlk145625474"/>
+      <w:bookmarkEnd w:id="0"/>
+      <w:r>
+        <w:rPr>
+          <w:rFonts w:cs="Times New Roman"/>
+          <w:noProof/>
+          <w:szCs w:val="28"/>
+        </w:rPr>
+        <w:drawing>
+          <wp:inline distT="0" distB="0" distL="0" distR="0" wp14:anchorId="7303F3F2" wp14:editId="79B26FB0">
+            <wp:extent cx="601980" cy="601980"/>
+            <wp:effectExtent l="0" t="0" r="7620" b="7620"/>
+            <wp:docPr id="1667797367" name="Рисунок 1667797367" descr="Изображение выглядит как символ, логотип, графическая вставка, дизайн&#10;&#10;Автоматически созданное описание"/>
+            <wp:cNvGraphicFramePr>
+              <a:graphicFrameLocks xmlns:a="http://schemas.openxmlformats.org/drawingml/2006/main" noChangeAspect="1"/>
+            </wp:cNvGraphicFramePr>
+            <a:graphic xmlns:a="http://schemas.openxmlformats.org/drawingml/2006/main">
+              <a:graphicData uri="http://schemas.openxmlformats.org/drawingml/2006/picture">
+                <pic:pic xmlns:pic="http://schemas.openxmlformats.org/drawingml/2006/picture">
+                  <pic:nvPicPr>
+                    <pic:cNvPr id="1" name="Рисунок 1" descr="Изображение выглядит как символ, логотип, графическая вставка, дизайн&#10;&#10;Автоматически созданное описание"/>
+                    <pic:cNvPicPr>
+                      <a:picLocks noChangeAspect="1" noChangeArrowheads="1"/>
+                    </pic:cNvPicPr>
+                  </pic:nvPicPr>
+                  <pic:blipFill>
+                    <a:blip r:embed="rId6">
+                      <a:extLst>
+                        <a:ext uri="{28A0092B-C50C-407E-A947-70E740481C1C}">
+                          <a14:useLocalDpi xmlns:a14="http://schemas.microsoft.com/office/drawing/2010/main" val="0"/>
+                        </a:ext>
+                      </a:extLst>
+                    </a:blip>
+                    <a:srcRect/>
+                    <a:stretch>
+                      <a:fillRect/>
+                    </a:stretch>
+                  </pic:blipFill>
+                  <pic:spPr bwMode="auto">
+                    <a:xfrm>
+                      <a:off x="0" y="0"/>
+                      <a:ext cx="601980" cy="601980"/>
+                    </a:xfrm>
+                    <a:prstGeom prst="rect">
+                      <a:avLst/>
+                    </a:prstGeom>
+                    <a:noFill/>
+                    <a:ln>
+                      <a:noFill/>
+                    </a:ln>
+                  </pic:spPr>
+                </pic:pic>
+              </a:graphicData>
+            </a:graphic>
+          </wp:inline>
+        </w:drawing>
+      </w:r>
+    </w:p>
     <w:p>
       <w:pPr>
         <w:jc w:val="center"/>
@@ -192,11 +259,23 @@
     </w:p>
     <w:p>
       <w:pPr>
-        <w:jc w:val="both"/>
-        <w:rPr>
-          <w:lang w:val="ru-RU"/>
-        </w:rPr>
-      </w:pPr>
+        <w:jc w:val="right"/>
+        <w:rPr>
+          <w:lang w:val="ru-RU"/>
+        </w:rPr>
+      </w:pPr>
+      <w:r>
+        <w:rPr>
+          <w:lang w:val="ru-RU"/>
+        </w:rPr>
+        <w:t>Выполнил обучающийся гр. ВКБ5</w:t>
+      </w:r>
+      <w:r>
+        <w:rPr>
+          <w:lang w:val="ru-RU"/>
+        </w:rPr>
+        <w:t>3</w:t>
+      </w:r>
     </w:p>
     <w:p>
       <w:pPr>
@@ -209,7 +288,7 @@
         <w:rPr>
           <w:lang w:val="ru-RU"/>
         </w:rPr>
-        <w:t>Выполнил обучающийся гр. ВКБ51</w:t>
+        <w:t>Ковалев Д.П.</w:t>
       </w:r>
     </w:p>
     <w:p>
@@ -223,16 +302,22 @@
         <w:rPr>
           <w:lang w:val="ru-RU"/>
         </w:rPr>
-        <w:t>Ковалев Д.П.</w:t>
+        <w:t>Проверил:</w:t>
       </w:r>
     </w:p>
     <w:p>
       <w:pPr>
-        <w:jc w:val="both"/>
-        <w:rPr>
-          <w:lang w:val="ru-RU"/>
-        </w:rPr>
-      </w:pPr>
+        <w:jc w:val="right"/>
+        <w:rPr>
+          <w:lang w:val="ru-RU"/>
+        </w:rPr>
+      </w:pPr>
+      <w:r>
+        <w:rPr>
+          <w:lang w:val="ru-RU"/>
+        </w:rPr>
+        <w:t>Доцент кафедры «КБИС»</w:t>
+      </w:r>
     </w:p>
     <w:p>
       <w:pPr>
@@ -241,30 +326,32 @@
           <w:lang w:val="ru-RU"/>
         </w:rPr>
       </w:pPr>
-      <w:r>
-        <w:rPr>
-          <w:lang w:val="ru-RU"/>
-        </w:rPr>
-        <w:t>Проверил:</w:t>
+      <w:proofErr w:type="spellStart"/>
+      <w:r>
+        <w:rPr>
+          <w:lang w:val="ru-RU"/>
+        </w:rPr>
+        <w:t>Короченцев</w:t>
+      </w:r>
+      <w:proofErr w:type="spellEnd"/>
+      <w:r>
+        <w:rPr>
+          <w:lang w:val="ru-RU"/>
+        </w:rPr>
+        <w:t xml:space="preserve"> Д.А.</w:t>
       </w:r>
     </w:p>
     <w:p>
       <w:pPr>
-        <w:jc w:val="right"/>
-        <w:rPr>
-          <w:lang w:val="ru-RU"/>
-        </w:rPr>
-      </w:pPr>
-      <w:r>
-        <w:rPr>
-          <w:lang w:val="ru-RU"/>
-        </w:rPr>
-        <w:t>Доцент кафедры «КБИС»</w:t>
-      </w:r>
+        <w:jc w:val="both"/>
+        <w:rPr>
+          <w:lang w:val="ru-RU"/>
+        </w:rPr>
+      </w:pPr>
     </w:p>
     <w:p>
       <w:pPr>
-        <w:jc w:val="right"/>
+        <w:jc w:val="center"/>
         <w:rPr>
           <w:lang w:val="ru-RU"/>
         </w:rPr>
@@ -274,62 +361,124 @@
         <w:rPr>
           <w:lang w:val="ru-RU"/>
         </w:rPr>
-        <w:t>Короченцев</w:t>
+        <w:t>Ростов</w:t>
       </w:r>
       <w:proofErr w:type="spellEnd"/>
       <w:r>
         <w:rPr>
           <w:lang w:val="ru-RU"/>
         </w:rPr>
-        <w:t xml:space="preserve"> Д.А.</w:t>
+        <w:t>-на-Дону</w:t>
       </w:r>
     </w:p>
     <w:p>
       <w:pPr>
-        <w:jc w:val="both"/>
-        <w:rPr>
-          <w:lang w:val="ru-RU"/>
-        </w:rPr>
-      </w:pPr>
+        <w:jc w:val="center"/>
+        <w:rPr>
+          <w:lang w:val="ru-RU"/>
+        </w:rPr>
+      </w:pPr>
+      <w:r>
+        <w:rPr>
+          <w:lang w:val="ru-RU"/>
+        </w:rPr>
+        <w:t>2026</w:t>
+      </w:r>
     </w:p>
     <w:p>
       <w:pPr>
-        <w:jc w:val="center"/>
-        <w:rPr>
-          <w:lang w:val="ru-RU"/>
-        </w:rPr>
-      </w:pPr>
-      <w:proofErr w:type="spellStart"/>
-      <w:r>
-        <w:rPr>
-          <w:lang w:val="ru-RU"/>
-        </w:rPr>
-        <w:t>Ростов</w:t>
-      </w:r>
-      <w:proofErr w:type="spellEnd"/>
-      <w:r>
-        <w:rPr>
-          <w:lang w:val="ru-RU"/>
-        </w:rPr>
-        <w:t>-на-Дону</w:t>
+        <w:ind w:firstLine="709"/>
+        <w:jc w:val="both"/>
+        <w:rPr>
+          <w:lang w:val="ru-RU"/>
+        </w:rPr>
+      </w:pPr>
+      <w:r>
+        <w:rPr>
+          <w:b/>
+          <w:bCs/>
+          <w:lang w:val="ru-RU"/>
+        </w:rPr>
+        <w:lastRenderedPageBreak/>
+        <w:t>Цель:</w:t>
+      </w:r>
+      <w:r>
+        <w:rPr>
+          <w:lang w:val="ru-RU"/>
+        </w:rPr>
+        <w:t xml:space="preserve"> </w:t>
+      </w:r>
+      <w:r>
+        <w:rPr>
+          <w:lang w:val="ru-RU"/>
+        </w:rPr>
+        <w:t>Изучение содержания и структуры Федерального закона от 04.05.2011 № 99-ФЗ «О лицензировании отдельных видов деятельности», понимание порядка лицензирования отдельных видов деятельности, требований к соискателям лицензии и лицензиатам, а также роли лицензирования в обеспечении государственного контроля и безопасности. Закрепить на практике знания о порядке, требованиях и процедуре лицензирования отдельных видов деятельности в Российской Федерации.</w:t>
       </w:r>
     </w:p>
     <w:p>
       <w:pPr>
-        <w:jc w:val="center"/>
-        <w:rPr>
-          <w:lang w:val="ru-RU"/>
-        </w:rPr>
-      </w:pPr>
-      <w:r>
-        <w:rPr>
-          <w:lang w:val="ru-RU"/>
-        </w:rPr>
-        <w:t>2026</w:t>
+        <w:ind w:firstLine="709"/>
+        <w:jc w:val="both"/>
+        <w:rPr>
+          <w:lang w:val="ru-RU"/>
+        </w:rPr>
+      </w:pPr>
+      <w:r>
+        <w:rPr>
+          <w:b/>
+          <w:bCs/>
+          <w:lang w:val="ru-RU"/>
+        </w:rPr>
+        <w:t>Задание.</w:t>
+      </w:r>
+      <w:r>
+        <w:rPr>
+          <w:lang w:val="ru-RU"/>
+        </w:rPr>
+        <w:t xml:space="preserve"> </w:t>
+      </w:r>
+      <w:r>
+        <w:rPr>
+          <w:lang w:val="ru-RU"/>
+        </w:rPr>
+        <w:t>Смоделировать процесс подготовки и подачи документов на лицензию от лица условной организации, которая начинает вести деятельность и проходит первичный этап лицензирования. Вид деятельности выбирается из перечня, указанного в подпунктах 1–5 и 36 пункта 1 статьи 12 Федерального закона № 99-ФЗ. В отчёт включаются: заявление о предоставлении лицензии, перечень необходимых документов, упрощённый план этажа офиса с пояснениями, отчёт по изученным официальным сайтам и ответы на контрольные вопросы.</w:t>
       </w:r>
     </w:p>
     <w:p>
       <w:pPr>
+        <w:spacing w:before="360"/>
+        <w:ind w:firstLine="709"/>
+        <w:rPr>
+          <w:lang w:val="ru-RU"/>
+        </w:rPr>
+      </w:pPr>
+      <w:r>
+        <w:rPr>
+          <w:b/>
+          <w:sz w:val="32"/>
+          <w:lang w:val="ru-RU"/>
+        </w:rPr>
+        <w:t>1. Выбор вида деятельности и концепция компании</w:t>
+      </w:r>
+    </w:p>
+    <w:p>
+      <w:pPr>
+        <w:spacing w:before="240"/>
+        <w:ind w:firstLine="709"/>
+        <w:rPr>
+          <w:lang w:val="ru-RU"/>
+        </w:rPr>
+      </w:pPr>
+      <w:r>
+        <w:rPr>
+          <w:b/>
+          <w:lang w:val="ru-RU"/>
+        </w:rPr>
+        <w:t>1.1. Выбранный вид деятельности</w:t>
+      </w:r>
+    </w:p>
+    <w:p>
+      <w:pPr>
         <w:ind w:firstLine="709"/>
         <w:jc w:val="both"/>
         <w:rPr>
@@ -338,24 +487,9 @@
       </w:pPr>
       <w:r>
         <w:rPr>
-          <w:b/>
-          <w:bCs/>
-          <w:lang w:val="ru-RU"/>
-        </w:rPr>
-        <w:lastRenderedPageBreak/>
-        <w:t>Цель:</w:t>
-      </w:r>
-      <w:r>
-        <w:rPr>
-          <w:lang w:val="ru-RU"/>
-        </w:rPr>
-        <w:t xml:space="preserve"> </w:t>
-      </w:r>
-      <w:r>
-        <w:rPr>
-          <w:lang w:val="ru-RU"/>
-        </w:rPr>
-        <w:t>Изучение содержания и структуры Федерального закона от 04.05.2011 № 99-ФЗ «О лицензировании отдельных видов деятельности», понимание порядка лицензирования отдельных видов деятельности, требований к соискателям лицензии и лицензиатам, а также роли лицензирования в обеспечении государственного контроля и безопасности. Закрепить на практике знания о порядке, требованиях и процедуре лицензирования отдельных видов деятельности в Российской Федерации.</w:t>
+          <w:lang w:val="ru-RU"/>
+        </w:rPr>
+        <w:t>Выбран вид деятельности по подпункту 5 пункта 1 статьи 12 ФЗ-99 — «деятельность по технической защите конфиденциальной информации» (ТЗКИ). Лицензирующий орган — Федеральная служба по техническому и экспортному контролю (ФСТЭК России). Порядок лицензирования детализирован постановлением Правительства РФ от 03.02.2012 № 79 «О лицензировании деятельности по технической защите конфиденциальной информации».</w:t>
       </w:r>
     </w:p>
     <w:p>
@@ -368,323 +502,247 @@
       </w:pPr>
       <w:r>
         <w:rPr>
-          <w:b/>
-          <w:bCs/>
-          <w:lang w:val="ru-RU"/>
-        </w:rPr>
-        <w:t>Задание.</w:t>
-      </w:r>
-      <w:r>
-        <w:rPr>
-          <w:lang w:val="ru-RU"/>
-        </w:rPr>
-        <w:t xml:space="preserve"> </w:t>
-      </w:r>
-      <w:r>
-        <w:rPr>
-          <w:lang w:val="ru-RU"/>
-        </w:rPr>
-        <w:t>Смоделировать процесс подготовки и подачи документов на лицензию от лица условной организации, которая начинает вести деятельность и проходит первичный этап лицензирования. Вид деятельности выбирается из перечня, указанного в подпунктах 1–5 и 36 пункта 1 статьи 12 Федерального закона № 99-ФЗ. В отчёт включаются: заявление о предоставлении лицензии, перечень необходимых документов, упрощённый план этажа офиса с пояснениями, отчёт по изученным официальным сайтам и ответы на контрольные вопросы.</w:t>
+          <w:lang w:val="ru-RU"/>
+        </w:rPr>
+        <w:t xml:space="preserve">Обоснование выбора: данный вид деятельности непосредственно соответствует профилю подготовки по дисциплине «Техническая защита информации», а услуги по ТЗКИ (аттестация объектов информатизации, аудит </w:t>
+      </w:r>
+      <w:r>
+        <w:rPr>
+          <w:lang w:val="ru-RU"/>
+        </w:rPr>
+        <w:lastRenderedPageBreak/>
+        <w:t>защищённости, разработка организационно-распорядительной документации) востребованы организациями, обрабатывающими персональные данные, коммерческую и иную конфиденциальную информацию.</w:t>
       </w:r>
     </w:p>
     <w:p>
       <w:pPr>
+        <w:spacing w:before="240"/>
+        <w:ind w:firstLine="709"/>
+        <w:rPr>
+          <w:lang w:val="ru-RU"/>
+        </w:rPr>
+      </w:pPr>
+      <w:r>
+        <w:rPr>
+          <w:b/>
+          <w:lang w:val="ru-RU"/>
+        </w:rPr>
+        <w:t>1.2. Концепция компании</w:t>
+      </w:r>
+    </w:p>
+    <w:p>
+      <w:pPr>
+        <w:ind w:firstLine="709"/>
+        <w:jc w:val="both"/>
+        <w:rPr>
+          <w:lang w:val="ru-RU"/>
+        </w:rPr>
+      </w:pPr>
+      <w:r>
+        <w:rPr>
+          <w:lang w:val="ru-RU"/>
+        </w:rPr>
+        <w:t>Наименование: ООО «</w:t>
+      </w:r>
+      <w:proofErr w:type="spellStart"/>
+      <w:r>
+        <w:rPr>
+          <w:lang w:val="ru-RU"/>
+        </w:rPr>
+        <w:t>ТехноЩит</w:t>
+      </w:r>
+      <w:proofErr w:type="spellEnd"/>
+      <w:r>
+        <w:rPr>
+          <w:lang w:val="ru-RU"/>
+        </w:rPr>
+        <w:t>».</w:t>
+      </w:r>
+    </w:p>
+    <w:p>
+      <w:pPr>
+        <w:ind w:firstLine="709"/>
+        <w:jc w:val="both"/>
+        <w:rPr>
+          <w:lang w:val="ru-RU"/>
+        </w:rPr>
+      </w:pPr>
+      <w:r>
+        <w:rPr>
+          <w:lang w:val="ru-RU"/>
+        </w:rPr>
+        <w:t>Организационно-правовая форма: общество с ограниченной ответственностью (ООО); режим налогообложения — упрощённая система (УСН).</w:t>
+      </w:r>
+    </w:p>
+    <w:p>
+      <w:pPr>
+        <w:ind w:firstLine="709"/>
+        <w:jc w:val="both"/>
+        <w:rPr>
+          <w:lang w:val="ru-RU"/>
+        </w:rPr>
+      </w:pPr>
+      <w:r>
+        <w:rPr>
+          <w:lang w:val="ru-RU"/>
+        </w:rPr>
+        <w:t>Миссия: обеспечение технической защиты конфиденциальной информации организаций Юга России — от малого бизнеса до операторов персональных данных и владельцев автоматизированных систем.</w:t>
+      </w:r>
+    </w:p>
+    <w:p>
+      <w:pPr>
+        <w:ind w:firstLine="709"/>
+        <w:jc w:val="both"/>
+        <w:rPr>
+          <w:lang w:val="ru-RU"/>
+        </w:rPr>
+      </w:pPr>
+      <w:r>
+        <w:rPr>
+          <w:lang w:val="ru-RU"/>
+        </w:rPr>
+        <w:t>Планируемые работы и услуги (по перечню п. 4 Положения, утв. постановлением Правительства РФ № 79):</w:t>
+      </w:r>
+    </w:p>
+    <w:p>
+      <w:pPr>
+        <w:pStyle w:val="a0"/>
+        <w:rPr>
+          <w:lang w:val="ru-RU"/>
+        </w:rPr>
+      </w:pPr>
+      <w:r>
+        <w:rPr>
+          <w:lang w:val="ru-RU"/>
+        </w:rPr>
+        <w:t>услуги по контролю защищённости конфиденциальной информации от утечки по техническим каналам;</w:t>
+      </w:r>
+    </w:p>
+    <w:p>
+      <w:pPr>
+        <w:pStyle w:val="a0"/>
+        <w:rPr>
+          <w:lang w:val="ru-RU"/>
+        </w:rPr>
+      </w:pPr>
+      <w:r>
+        <w:rPr>
+          <w:lang w:val="ru-RU"/>
+        </w:rPr>
+        <w:t>услуги по контролю защищённости конфиденциальной информации от несанкционированного доступа и её модификации в средствах и системах информатизации;</w:t>
+      </w:r>
+    </w:p>
+    <w:p>
+      <w:pPr>
+        <w:pStyle w:val="a0"/>
+        <w:rPr>
+          <w:lang w:val="ru-RU"/>
+        </w:rPr>
+      </w:pPr>
+      <w:r>
+        <w:rPr>
+          <w:lang w:val="ru-RU"/>
+        </w:rPr>
+        <w:t>работы и услуги по аттестационным испытаниям и аттестации средств и систем информатизации, помещений на соответствие требованиям по защите информации;</w:t>
+      </w:r>
+    </w:p>
+    <w:p>
+      <w:pPr>
+        <w:pStyle w:val="a0"/>
+        <w:rPr>
+          <w:lang w:val="ru-RU"/>
+        </w:rPr>
+      </w:pPr>
+      <w:r>
+        <w:rPr>
+          <w:lang w:val="ru-RU"/>
+        </w:rPr>
+        <w:t>услуги по установке, монтажу, наладке, испытаниям и ремонту средств защиты информации.</w:t>
+      </w:r>
+    </w:p>
+    <w:p>
+      <w:pPr>
+        <w:ind w:firstLine="709"/>
+        <w:jc w:val="both"/>
+        <w:rPr>
+          <w:lang w:val="ru-RU"/>
+        </w:rPr>
+      </w:pPr>
+      <w:r>
+        <w:rPr>
+          <w:lang w:val="ru-RU"/>
+        </w:rPr>
+        <w:t xml:space="preserve">Распределение ролей в команде-основателе: директор — Ермолаев Богдан Юрьевич (стратегия, заявление о предоставлении лицензии); юрист — Голованов Федор Артемович (перечень документов, правовые основания); </w:t>
+      </w:r>
+      <w:r>
+        <w:rPr>
+          <w:lang w:val="ru-RU"/>
+        </w:rPr>
+        <w:lastRenderedPageBreak/>
+        <w:t>технический специалист (менеджер по административным вопросам) — Ковалев Данил Петрович (план помещения, материально-техническая база, пояснительная записка).</w:t>
+      </w:r>
+    </w:p>
+    <w:p>
+      <w:pPr>
+        <w:ind w:firstLine="709"/>
+        <w:jc w:val="both"/>
+        <w:rPr>
+          <w:lang w:val="ru-RU"/>
+        </w:rPr>
+      </w:pPr>
+      <w:r>
+        <w:rPr>
+          <w:lang w:val="ru-RU"/>
+        </w:rPr>
+        <w:t xml:space="preserve">Персонал компании: директор, юрист-консультант, технический специалист — уполномоченный руководить работами по ТЗКИ (высшее образование по ИБ, стаж 5 лет), 2 инженерно-технических работника по защите информации, административный персонал (всего 8 человек) — что отвечает требованиям </w:t>
+      </w:r>
+      <w:proofErr w:type="spellStart"/>
+      <w:r>
+        <w:rPr>
+          <w:lang w:val="ru-RU"/>
+        </w:rPr>
+        <w:t>пп</w:t>
+      </w:r>
+      <w:proofErr w:type="spellEnd"/>
+      <w:r>
+        <w:rPr>
+          <w:lang w:val="ru-RU"/>
+        </w:rPr>
+        <w:t>. «а» п. 5 Положения (ПП РФ № 79). Ответственный за организацию технической защиты конфиденциальной информации — технический специалист Ковалев Д.П.</w:t>
+      </w:r>
+    </w:p>
+    <w:p>
+      <w:pPr>
+        <w:ind w:firstLine="709"/>
+        <w:jc w:val="both"/>
+        <w:rPr>
+          <w:lang w:val="ru-RU"/>
+        </w:rPr>
+      </w:pPr>
+      <w:r>
+        <w:rPr>
+          <w:lang w:val="ru-RU"/>
+        </w:rPr>
+        <w:t>Полный пакет подготовленных документов (№ 0–37) находится в папке «Документы»: заявление о предоставлении лицензии по официальной форме (приказ ФСТЭК России от 12.01.2023 № 3) с приложениями № 1–8, опись вложения, учредительные документы (решение о создании ООО, устав), выписка из ЕГРЮЛ, приказ о порядке обеспечения защиты конфиденциальной информации, перечень сведений конфиденциального характера, положение о коммерческой тайне, справки о квалификации персонала и материально-техническом обеспечении, перечень сертифицированных СЗИ, договоры аренды, купли-продажи оборудования и с заказчиком, технический паспорт защищаемого помещения, акт классификации АС, сертификат соответствия СЗИ, документы по пожарной безопасности и обработке персональных данных, социальный блок (доступность для инвалидов, вывоз ТБО), модель нарушителя.</w:t>
+      </w:r>
+    </w:p>
+    <w:p>
+      <w:pPr>
+        <w:rPr>
+          <w:lang w:val="ru-RU"/>
+        </w:rPr>
+      </w:pPr>
+      <w:r>
+        <w:rPr>
+          <w:lang w:val="ru-RU"/>
+        </w:rPr>
+        <w:br w:type="page"/>
+      </w:r>
+    </w:p>
+    <w:p>
+      <w:pPr>
         <w:spacing w:before="360"/>
         <w:ind w:firstLine="709"/>
-        <w:rPr>
-          <w:lang w:val="ru-RU"/>
-        </w:rPr>
-      </w:pPr>
-      <w:r>
-        <w:rPr>
-          <w:b/>
-          <w:sz w:val="32"/>
-          <w:lang w:val="ru-RU"/>
-        </w:rPr>
-        <w:t>1. Выбор вида деятельности и концепция компании</w:t>
-      </w:r>
-    </w:p>
-    <w:p>
-      <w:pPr>
-        <w:spacing w:before="240"/>
-        <w:ind w:firstLine="709"/>
-        <w:rPr>
-          <w:lang w:val="ru-RU"/>
-        </w:rPr>
-      </w:pPr>
-      <w:r>
-        <w:rPr>
-          <w:b/>
-          <w:lang w:val="ru-RU"/>
-        </w:rPr>
-        <w:t>1.1. Выбранный вид деятельности</w:t>
-      </w:r>
-    </w:p>
-    <w:p>
-      <w:pPr>
-        <w:ind w:firstLine="709"/>
-        <w:jc w:val="both"/>
-        <w:rPr>
-          <w:lang w:val="ru-RU"/>
-        </w:rPr>
-      </w:pPr>
-      <w:r>
-        <w:rPr>
-          <w:lang w:val="ru-RU"/>
-        </w:rPr>
-        <w:t>Выбран вид деятельности по подпункту 5 пункта 1 статьи 12 ФЗ-99 — «деятельность по технической защите конфиденциальной информации» (ТЗКИ). Лицензирующий орган — Федеральная служба по техническому и экспортному контролю (ФСТЭК России). Порядок лицензирования детализирован постановлением Правительства РФ от 03.02.2012 № 79 «О лицензировании деятельности по технической защите конфиденциальной информации».</w:t>
-      </w:r>
-    </w:p>
-    <w:p>
-      <w:pPr>
-        <w:ind w:firstLine="709"/>
-        <w:jc w:val="both"/>
-        <w:rPr>
-          <w:lang w:val="ru-RU"/>
-        </w:rPr>
-      </w:pPr>
-      <w:r>
-        <w:rPr>
-          <w:lang w:val="ru-RU"/>
-        </w:rPr>
-        <w:t xml:space="preserve">Обоснование выбора: данный вид деятельности непосредственно соответствует профилю подготовки по дисциплине «Техническая защита информации», а услуги по ТЗКИ (аттестация объектов информатизации, аудит </w:t>
-      </w:r>
-      <w:r>
-        <w:rPr>
-          <w:lang w:val="ru-RU"/>
-        </w:rPr>
-        <w:lastRenderedPageBreak/>
-        <w:t>защищённости, разработка организационно-распорядительной документации) востребованы организациями, обрабатывающими персональные данные, коммерческую и иную конфиденциальную информацию.</w:t>
-      </w:r>
-    </w:p>
-    <w:p>
-      <w:pPr>
-        <w:spacing w:before="240"/>
-        <w:rPr>
-          <w:lang w:val="ru-RU"/>
-        </w:rPr>
-      </w:pPr>
-      <w:r>
-        <w:rPr>
-          <w:b/>
-          <w:lang w:val="ru-RU"/>
-        </w:rPr>
-        <w:t>1.2. Концепция компании</w:t>
-      </w:r>
-    </w:p>
-    <w:p>
-      <w:pPr>
-        <w:ind w:firstLine="709"/>
-        <w:jc w:val="both"/>
-        <w:rPr>
-          <w:lang w:val="ru-RU"/>
-        </w:rPr>
-      </w:pPr>
-      <w:r>
-        <w:rPr>
-          <w:lang w:val="ru-RU"/>
-        </w:rPr>
-        <w:t>Наименование: ООО «</w:t>
-      </w:r>
-      <w:proofErr w:type="spellStart"/>
-      <w:r>
-        <w:rPr>
-          <w:lang w:val="ru-RU"/>
-        </w:rPr>
-        <w:t>ТехноЩит</w:t>
-      </w:r>
-      <w:proofErr w:type="spellEnd"/>
-      <w:r>
-        <w:rPr>
-          <w:lang w:val="ru-RU"/>
-        </w:rPr>
-        <w:t>».</w:t>
-      </w:r>
-    </w:p>
-    <w:p>
-      <w:pPr>
-        <w:ind w:firstLine="709"/>
-        <w:jc w:val="both"/>
-        <w:rPr>
-          <w:lang w:val="ru-RU"/>
-        </w:rPr>
-      </w:pPr>
-      <w:r>
-        <w:rPr>
-          <w:lang w:val="ru-RU"/>
-        </w:rPr>
-        <w:t>Организационно-правовая форма: общество с ограниченной ответственностью (ООО); режим налогообложения — упрощённая система (УСН).</w:t>
-      </w:r>
-    </w:p>
-    <w:p>
-      <w:pPr>
-        <w:ind w:firstLine="709"/>
-        <w:jc w:val="both"/>
-        <w:rPr>
-          <w:lang w:val="ru-RU"/>
-        </w:rPr>
-      </w:pPr>
-      <w:r>
-        <w:rPr>
-          <w:lang w:val="ru-RU"/>
-        </w:rPr>
-        <w:t>Миссия: обеспечение технической защиты конфиденциальной информации организаций Юга России — от малого бизнеса до операторов персональных данных и владельцев автоматизированных систем.</w:t>
-      </w:r>
-    </w:p>
-    <w:p>
-      <w:pPr>
-        <w:ind w:firstLine="709"/>
-        <w:jc w:val="both"/>
-        <w:rPr>
-          <w:lang w:val="ru-RU"/>
-        </w:rPr>
-      </w:pPr>
-      <w:r>
-        <w:rPr>
-          <w:lang w:val="ru-RU"/>
-        </w:rPr>
-        <w:t>Планируемые работы и услуги (по перечню п. 4 Положения, утв. постановлением Правительства РФ № 79):</w:t>
-      </w:r>
-    </w:p>
-    <w:p>
-      <w:pPr>
-        <w:pStyle w:val="a0"/>
-        <w:rPr>
-          <w:lang w:val="ru-RU"/>
-        </w:rPr>
-      </w:pPr>
-      <w:r>
-        <w:rPr>
-          <w:lang w:val="ru-RU"/>
-        </w:rPr>
-        <w:t>услуги по контролю защищённости конфиденциальной информации от утечки по техническим каналам;</w:t>
-      </w:r>
-    </w:p>
-    <w:p>
-      <w:pPr>
-        <w:pStyle w:val="a0"/>
-        <w:rPr>
-          <w:lang w:val="ru-RU"/>
-        </w:rPr>
-      </w:pPr>
-      <w:r>
-        <w:rPr>
-          <w:lang w:val="ru-RU"/>
-        </w:rPr>
-        <w:t>услуги по контролю защищённости конфиденциальной информации от несанкционированного доступа и её модификации в средствах и системах информатизации;</w:t>
-      </w:r>
-    </w:p>
-    <w:p>
-      <w:pPr>
-        <w:pStyle w:val="a0"/>
-        <w:rPr>
-          <w:lang w:val="ru-RU"/>
-        </w:rPr>
-      </w:pPr>
-      <w:r>
-        <w:rPr>
-          <w:lang w:val="ru-RU"/>
-        </w:rPr>
-        <w:t>работы и услуги по аттестационным испытаниям и аттестации средств и систем информатизации, помещений на соответствие требованиям по защите информации;</w:t>
-      </w:r>
-    </w:p>
-    <w:p>
-      <w:pPr>
-        <w:pStyle w:val="a0"/>
-        <w:rPr>
-          <w:lang w:val="ru-RU"/>
-        </w:rPr>
-      </w:pPr>
-      <w:r>
-        <w:rPr>
-          <w:lang w:val="ru-RU"/>
-        </w:rPr>
-        <w:t>услуги по установке, монтажу, наладке, испытаниям и ремонту средств защиты информации.</w:t>
-      </w:r>
-    </w:p>
-    <w:p>
-      <w:pPr>
-        <w:ind w:firstLine="709"/>
-        <w:jc w:val="both"/>
-        <w:rPr>
-          <w:lang w:val="ru-RU"/>
-        </w:rPr>
-      </w:pPr>
-      <w:r>
-        <w:rPr>
-          <w:lang w:val="ru-RU"/>
-        </w:rPr>
-        <w:t xml:space="preserve">Распределение ролей в команде-основателе: директор — Ермолаев Богдан Юрьевич (стратегия, заявление о предоставлении лицензии); юрист — Голованов Федор Артемович (перечень документов, правовые основания); </w:t>
-      </w:r>
-      <w:r>
-        <w:rPr>
-          <w:lang w:val="ru-RU"/>
-        </w:rPr>
-        <w:lastRenderedPageBreak/>
-        <w:t>технический специалист (менеджер по административным вопросам) — Ковалев Данил Петрович (план помещения, материально-техническая база, пояснительная записка).</w:t>
-      </w:r>
-    </w:p>
-    <w:p>
-      <w:pPr>
-        <w:ind w:firstLine="709"/>
-        <w:jc w:val="both"/>
-        <w:rPr>
-          <w:lang w:val="ru-RU"/>
-        </w:rPr>
-      </w:pPr>
-      <w:r>
-        <w:rPr>
-          <w:lang w:val="ru-RU"/>
-        </w:rPr>
-        <w:t xml:space="preserve">Персонал компании: директор, юрист-консультант, технический специалист — уполномоченный руководить работами по ТЗКИ (высшее образование по ИБ, стаж 5 лет), 2 инженерно-технических работника по защите информации, административный персонал (всего 8 человек) — что отвечает требованиям </w:t>
-      </w:r>
-      <w:proofErr w:type="spellStart"/>
-      <w:r>
-        <w:rPr>
-          <w:lang w:val="ru-RU"/>
-        </w:rPr>
-        <w:t>пп</w:t>
-      </w:r>
-      <w:proofErr w:type="spellEnd"/>
-      <w:r>
-        <w:rPr>
-          <w:lang w:val="ru-RU"/>
-        </w:rPr>
-        <w:t>. «а» п. 5 Положения (ПП РФ № 79). Ответственный за организацию технической защиты конфиденциальной информации — технический специалист Ковалев Д.П.</w:t>
-      </w:r>
-    </w:p>
-    <w:p>
-      <w:pPr>
-        <w:ind w:firstLine="709"/>
-        <w:jc w:val="both"/>
-        <w:rPr>
-          <w:lang w:val="ru-RU"/>
-        </w:rPr>
-      </w:pPr>
-      <w:r>
-        <w:rPr>
-          <w:lang w:val="ru-RU"/>
-        </w:rPr>
-        <w:t>Полный пакет подготовленных документов (№ 0–37) находится в папке «Документы»: заявление о предоставлении лицензии по официальной форме (приказ ФСТЭК России от 12.01.2023 № 3) с приложениями № 1–8, опись вложения, учредительные документы (решение о создании ООО, устав), выписка из ЕГРЮЛ, приказ о порядке обеспечения защиты конфиденциальной информации, перечень сведений конфиденциального характера, положение о коммерческой тайне, справки о квалификации персонала и материально-техническом обеспечении, перечень сертифицированных СЗИ, договоры аренды, купли-продажи оборудования и с заказчиком, технический паспорт защищаемого помещения, акт классификации АС, сертификат соответствия СЗИ, документы по пожарной безопасности и обработке персональных данных, социальный блок (доступность для инвалидов, вывоз ТБО), модель нарушителя.</w:t>
-      </w:r>
-    </w:p>
-    <w:p>
-      <w:pPr>
-        <w:rPr>
-          <w:lang w:val="ru-RU"/>
-        </w:rPr>
-      </w:pPr>
-      <w:r>
-        <w:rPr>
-          <w:lang w:val="ru-RU"/>
-        </w:rPr>
-        <w:br w:type="page"/>
-      </w:r>
-    </w:p>
-    <w:p>
-      <w:pPr>
-        <w:spacing w:before="360"/>
-        <w:jc w:val="center"/>
         <w:rPr>
           <w:lang w:val="ru-RU"/>
         </w:rPr>
@@ -1173,21 +1231,22 @@
       </w:tr>
     </w:tbl>
     <w:p>
-      <w:r>
-        <w:br w:type="page"/>
-      </w:r>
+      <w:pPr>
+        <w:ind w:firstLine="709"/>
+        <w:rPr>
+          <w:lang w:val="ru-RU"/>
+        </w:rPr>
+      </w:pPr>
     </w:p>
     <w:p>
       <w:pPr>
-        <w:spacing w:before="360"/>
-        <w:jc w:val="center"/>
+        <w:ind w:firstLine="709"/>
       </w:pPr>
       <w:r>
         <w:rPr>
           <w:b/>
           <w:sz w:val="32"/>
         </w:rPr>
-        <w:lastRenderedPageBreak/>
         <w:t>3. Перечень необходимых документов (юрист)</w:t>
       </w:r>
     </w:p>
@@ -1858,6 +1917,7 @@
               <w:rPr>
                 <w:sz w:val="24"/>
               </w:rPr>
+              <w:lastRenderedPageBreak/>
               <w:t>9</w:t>
             </w:r>
           </w:p>
@@ -1970,6 +2030,9 @@
     <w:p>
       <w:pPr>
         <w:jc w:val="both"/>
+        <w:rPr>
+          <w:lang w:val="ru-RU"/>
+        </w:rPr>
       </w:pPr>
     </w:p>
     <w:p>
@@ -1984,14 +2047,287 @@
         <w:rPr>
           <w:lang w:val="ru-RU"/>
         </w:rPr>
-        <w:lastRenderedPageBreak/>
         <w:t>Подать документы можно непосредственно в ФСТЭК России, почтовым отправлением с уведомлением о вручении либо в электронной форме через Единый портал государственных услуг (ч. 2 ст. 13 ФЗ-99).</w:t>
       </w:r>
     </w:p>
     <w:p>
       <w:pPr>
         <w:spacing w:before="360"/>
-        <w:jc w:val="center"/>
+        <w:ind w:firstLine="709"/>
+        <w:jc w:val="both"/>
+        <w:rPr>
+          <w:sz w:val="24"/>
+          <w:szCs w:val="21"/>
+          <w:lang w:val="ru-RU"/>
+        </w:rPr>
+      </w:pPr>
+      <w:r>
+        <w:rPr>
+          <w:b/>
+          <w:szCs w:val="21"/>
+          <w:lang w:val="ru-RU"/>
+        </w:rPr>
+        <w:t>4. Материально-техническая и организационная часть (менеджер)</w:t>
+      </w:r>
+    </w:p>
+    <w:p>
+      <w:pPr>
+        <w:ind w:firstLine="709"/>
+        <w:jc w:val="both"/>
+        <w:rPr>
+          <w:lang w:val="ru-RU"/>
+        </w:rPr>
+      </w:pPr>
+      <w:r>
+        <w:rPr>
+          <w:lang w:val="ru-RU"/>
+        </w:rPr>
+        <w:t>Роль технического специалиста — менеджера по административным вопросам (Ковалев Данил Петрович) — «техническая» часть: план помещения, соответствие материально-технической базы лицензионным требованиям, пояснительная записка (документы № 4–10, 12–15, 19, 24–30, 32–37 в папке «Документы»).</w:t>
+      </w:r>
+    </w:p>
+    <w:p>
+      <w:pPr>
+        <w:pStyle w:val="a0"/>
+        <w:rPr>
+          <w:lang w:val="ru-RU"/>
+        </w:rPr>
+      </w:pPr>
+      <w:r>
+        <w:rPr>
+          <w:b/>
+          <w:lang w:val="ru-RU"/>
+        </w:rPr>
+        <w:t xml:space="preserve">Помещения. </w:t>
+      </w:r>
+      <w:r>
+        <w:rPr>
+          <w:lang w:val="ru-RU"/>
+        </w:rPr>
+        <w:t>Помещение — офис площадью 92 м² на праве аренды: кабинет директора, опенспейс на 6 рабочих мест, переговорная, зона приёма клиентов, серверная (лаборатория СЗИ), архив-сейфовая, санузел;</w:t>
+      </w:r>
+    </w:p>
+    <w:p>
+      <w:pPr>
+        <w:pStyle w:val="a0"/>
+        <w:rPr>
+          <w:lang w:val="ru-RU"/>
+        </w:rPr>
+      </w:pPr>
+      <w:r>
+        <w:rPr>
+          <w:b/>
+          <w:lang w:val="ru-RU"/>
+        </w:rPr>
+        <w:t xml:space="preserve">Средства защиты информации. </w:t>
+      </w:r>
+      <w:r>
+        <w:rPr>
+          <w:lang w:val="ru-RU"/>
+        </w:rPr>
+        <w:t>сертифицированные ФСТЭК России средства защиты информации: межсетевой экран, средства контроля съёмных носителей, СЗИ НСД («</w:t>
+      </w:r>
+      <w:proofErr w:type="spellStart"/>
+      <w:r>
+        <w:rPr>
+          <w:lang w:val="ru-RU"/>
+        </w:rPr>
+        <w:t>СекретНет</w:t>
+      </w:r>
+      <w:proofErr w:type="spellEnd"/>
+      <w:r>
+        <w:rPr>
+          <w:lang w:val="ru-RU"/>
+        </w:rPr>
+        <w:t>»), криптографические средства («</w:t>
+      </w:r>
+      <w:proofErr w:type="spellStart"/>
+      <w:r>
+        <w:t>VipNet</w:t>
+      </w:r>
+      <w:proofErr w:type="spellEnd"/>
+      <w:r>
+        <w:rPr>
+          <w:lang w:val="ru-RU"/>
+        </w:rPr>
+        <w:t>»), АПКШ «Континент»;</w:t>
+      </w:r>
+    </w:p>
+    <w:p>
+      <w:pPr>
+        <w:pStyle w:val="a0"/>
+        <w:rPr>
+          <w:lang w:val="ru-RU"/>
+        </w:rPr>
+      </w:pPr>
+      <w:r>
+        <w:rPr>
+          <w:b/>
+          <w:lang w:val="ru-RU"/>
+        </w:rPr>
+        <w:t xml:space="preserve">Вычислительная база. </w:t>
+      </w:r>
+      <w:r>
+        <w:rPr>
+          <w:lang w:val="ru-RU"/>
+        </w:rPr>
+        <w:t xml:space="preserve">рабочие места под управлением </w:t>
+      </w:r>
+      <w:r>
+        <w:t>Astra</w:t>
+      </w:r>
+      <w:r>
+        <w:rPr>
+          <w:lang w:val="ru-RU"/>
+        </w:rPr>
+        <w:t xml:space="preserve"> </w:t>
+      </w:r>
+      <w:r>
+        <w:t>Linux</w:t>
+      </w:r>
+      <w:r>
+        <w:rPr>
+          <w:lang w:val="ru-RU"/>
+        </w:rPr>
+        <w:t xml:space="preserve"> </w:t>
+      </w:r>
+      <w:r>
+        <w:t>Special</w:t>
+      </w:r>
+      <w:r>
+        <w:rPr>
+          <w:lang w:val="ru-RU"/>
+        </w:rPr>
+        <w:t xml:space="preserve"> </w:t>
+      </w:r>
+      <w:r>
+        <w:t>Edition</w:t>
+      </w:r>
+      <w:r>
+        <w:rPr>
+          <w:lang w:val="ru-RU"/>
+        </w:rPr>
+        <w:t xml:space="preserve"> (сертифицирована ФСТЭК), выделенный контур обработки конфиденциальной информации, физически отделённый от сети Интернет;</w:t>
+      </w:r>
+    </w:p>
+    <w:p>
+      <w:pPr>
+        <w:pStyle w:val="a0"/>
+      </w:pPr>
+      <w:r>
+        <w:rPr>
+          <w:b/>
+          <w:lang w:val="ru-RU"/>
+        </w:rPr>
+        <w:t>Персонал</w:t>
+      </w:r>
+      <w:proofErr w:type="gramStart"/>
+      <w:r>
+        <w:rPr>
+          <w:b/>
+          <w:lang w:val="ru-RU"/>
+        </w:rPr>
+        <w:t>.</w:t>
+      </w:r>
+      <w:proofErr w:type="gramEnd"/>
+      <w:r>
+        <w:rPr>
+          <w:b/>
+          <w:lang w:val="ru-RU"/>
+        </w:rPr>
+        <w:t xml:space="preserve"> </w:t>
+      </w:r>
+      <w:r>
+        <w:rPr>
+          <w:lang w:val="ru-RU"/>
+        </w:rPr>
+        <w:t xml:space="preserve">уполномоченный руководить работами по ТЗКИ и 2 инженерно-технических работника с высшим образованием в области информационной </w:t>
+      </w:r>
+      <w:r>
+        <w:rPr>
+          <w:lang w:val="ru-RU"/>
+        </w:rPr>
+        <w:lastRenderedPageBreak/>
+        <w:t xml:space="preserve">безопасности и стажем не менее 3 лет (требования </w:t>
+      </w:r>
+      <w:proofErr w:type="spellStart"/>
+      <w:r>
+        <w:rPr>
+          <w:lang w:val="ru-RU"/>
+        </w:rPr>
+        <w:t>пп</w:t>
+      </w:r>
+      <w:proofErr w:type="spellEnd"/>
+      <w:r>
+        <w:rPr>
+          <w:lang w:val="ru-RU"/>
+        </w:rPr>
+        <w:t xml:space="preserve">. </w:t>
+      </w:r>
+      <w:r>
+        <w:t>«а» п. 5 Положения, ПП РФ № 79);</w:t>
+      </w:r>
+    </w:p>
+    <w:p>
+      <w:pPr>
+        <w:pStyle w:val="a0"/>
+        <w:rPr>
+          <w:lang w:val="ru-RU"/>
+        </w:rPr>
+      </w:pPr>
+      <w:r>
+        <w:rPr>
+          <w:b/>
+          <w:lang w:val="ru-RU"/>
+        </w:rPr>
+        <w:t>Организационные документы</w:t>
+      </w:r>
+      <w:proofErr w:type="gramStart"/>
+      <w:r>
+        <w:rPr>
+          <w:b/>
+          <w:lang w:val="ru-RU"/>
+        </w:rPr>
+        <w:t>.</w:t>
+      </w:r>
+      <w:proofErr w:type="gramEnd"/>
+      <w:r>
+        <w:rPr>
+          <w:b/>
+          <w:lang w:val="ru-RU"/>
+        </w:rPr>
+        <w:t xml:space="preserve"> </w:t>
+      </w:r>
+      <w:r>
+        <w:rPr>
+          <w:lang w:val="ru-RU"/>
+        </w:rPr>
+        <w:t>издан приказ о порядке обеспечения защиты конфиденциальной информации, разработаны: модель нарушителя, перечень защищаемой информации, инструкция по пропускному режиму, политика обработки персональных данных;</w:t>
+      </w:r>
+    </w:p>
+    <w:p>
+      <w:pPr>
+        <w:pStyle w:val="a0"/>
+        <w:rPr>
+          <w:lang w:val="ru-RU"/>
+        </w:rPr>
+      </w:pPr>
+      <w:r>
+        <w:rPr>
+          <w:b/>
+          <w:lang w:val="ru-RU"/>
+        </w:rPr>
+        <w:t xml:space="preserve">Инженерно-технические меры. </w:t>
+      </w:r>
+      <w:r>
+        <w:rPr>
+          <w:lang w:val="ru-RU"/>
+        </w:rPr>
+        <w:t>на входе — СКУД с турникетом и видеонаблюдением; в серверной и сейфовой — автономные электронные замки, решётки, сейф 1-го класса взломостойкости.</w:t>
+      </w:r>
+    </w:p>
+    <w:p>
+      <w:pPr>
+        <w:ind w:firstLine="360"/>
         <w:rPr>
           <w:lang w:val="ru-RU"/>
         </w:rPr>
@@ -2000,290 +2336,7 @@
         <w:rPr>
           <w:b/>
           <w:sz w:val="32"/>
-          <w:lang w:val="ru-RU"/>
-        </w:rPr>
-        <w:t>4. Материально-техническая и организационная часть (менеджер)</w:t>
-      </w:r>
-    </w:p>
-    <w:p>
-      <w:pPr>
-        <w:ind w:firstLine="709"/>
-        <w:jc w:val="both"/>
-        <w:rPr>
-          <w:lang w:val="ru-RU"/>
-        </w:rPr>
-      </w:pPr>
-      <w:r>
-        <w:rPr>
-          <w:lang w:val="ru-RU"/>
-        </w:rPr>
-        <w:t>Роль технического специалиста — менеджера по административным вопросам (Ковалев Данил Петрович) — «техническая» часть: план помещения, соответствие материально-технической базы лицензионным требованиям, пояснительная записка (документы № 4–10, 12–15, 19, 24–30, 32–37 в папке «Документы»).</w:t>
-      </w:r>
-    </w:p>
-    <w:p>
-      <w:pPr>
-        <w:pStyle w:val="a0"/>
-        <w:rPr>
-          <w:lang w:val="ru-RU"/>
-        </w:rPr>
-      </w:pPr>
-      <w:r>
-        <w:rPr>
-          <w:b/>
-          <w:lang w:val="ru-RU"/>
-        </w:rPr>
-        <w:t xml:space="preserve">Помещения. </w:t>
-      </w:r>
-      <w:r>
-        <w:rPr>
-          <w:lang w:val="ru-RU"/>
-        </w:rPr>
-        <w:t>Помещение — офис площадью 92 м² на праве аренды: кабинет директора, опенспейс на 6 рабочих мест, переговорная, зона приёма клиентов, серверная (лаборатория СЗИ), архив-сейфовая, санузел;</w:t>
-      </w:r>
-    </w:p>
-    <w:p>
-      <w:pPr>
-        <w:pStyle w:val="a0"/>
-        <w:rPr>
-          <w:lang w:val="ru-RU"/>
-        </w:rPr>
-      </w:pPr>
-      <w:r>
-        <w:rPr>
-          <w:b/>
-          <w:lang w:val="ru-RU"/>
-        </w:rPr>
-        <w:t xml:space="preserve">Средства защиты информации. </w:t>
-      </w:r>
-      <w:r>
-        <w:rPr>
-          <w:lang w:val="ru-RU"/>
-        </w:rPr>
-        <w:t>сертифицированные ФСТЭК России средства защиты информации: межсетевой экран, средства контроля съёмных носителей, СЗИ НСД («</w:t>
-      </w:r>
-      <w:proofErr w:type="spellStart"/>
-      <w:r>
-        <w:rPr>
-          <w:lang w:val="ru-RU"/>
-        </w:rPr>
-        <w:t>СекретНет</w:t>
-      </w:r>
-      <w:proofErr w:type="spellEnd"/>
-      <w:r>
-        <w:rPr>
-          <w:lang w:val="ru-RU"/>
-        </w:rPr>
-        <w:t>»), криптографические средства («</w:t>
-      </w:r>
-      <w:proofErr w:type="spellStart"/>
-      <w:r>
-        <w:t>VipNet</w:t>
-      </w:r>
-      <w:proofErr w:type="spellEnd"/>
-      <w:r>
-        <w:rPr>
-          <w:lang w:val="ru-RU"/>
-        </w:rPr>
-        <w:t>»), АПКШ «Континент»;</w:t>
-      </w:r>
-    </w:p>
-    <w:p>
-      <w:pPr>
-        <w:pStyle w:val="a0"/>
-        <w:rPr>
-          <w:lang w:val="ru-RU"/>
-        </w:rPr>
-      </w:pPr>
-      <w:r>
-        <w:rPr>
-          <w:b/>
-          <w:lang w:val="ru-RU"/>
-        </w:rPr>
-        <w:t xml:space="preserve">Вычислительная база. </w:t>
-      </w:r>
-      <w:r>
-        <w:rPr>
-          <w:lang w:val="ru-RU"/>
-        </w:rPr>
-        <w:t xml:space="preserve">рабочие места под управлением </w:t>
-      </w:r>
-      <w:r>
-        <w:t>Astra</w:t>
-      </w:r>
-      <w:r>
-        <w:rPr>
-          <w:lang w:val="ru-RU"/>
-        </w:rPr>
-        <w:t xml:space="preserve"> </w:t>
-      </w:r>
-      <w:r>
-        <w:t>Linux</w:t>
-      </w:r>
-      <w:r>
-        <w:rPr>
-          <w:lang w:val="ru-RU"/>
-        </w:rPr>
-        <w:t xml:space="preserve"> </w:t>
-      </w:r>
-      <w:r>
-        <w:t>Special</w:t>
-      </w:r>
-      <w:r>
-        <w:rPr>
-          <w:lang w:val="ru-RU"/>
-        </w:rPr>
-        <w:t xml:space="preserve"> </w:t>
-      </w:r>
-      <w:r>
-        <w:t>Edition</w:t>
-      </w:r>
-      <w:r>
-        <w:rPr>
-          <w:lang w:val="ru-RU"/>
-        </w:rPr>
-        <w:t xml:space="preserve"> (сертифицирована ФСТЭК), выделенный контур обработки конфиденциальной информации, физически отделённый от сети Интернет;</w:t>
-      </w:r>
-    </w:p>
-    <w:p>
-      <w:pPr>
-        <w:pStyle w:val="a0"/>
-      </w:pPr>
-      <w:r>
-        <w:rPr>
-          <w:b/>
-          <w:lang w:val="ru-RU"/>
-        </w:rPr>
-        <w:t>Персонал</w:t>
-      </w:r>
-      <w:proofErr w:type="gramStart"/>
-      <w:r>
-        <w:rPr>
-          <w:b/>
-          <w:lang w:val="ru-RU"/>
-        </w:rPr>
-        <w:t>.</w:t>
-      </w:r>
-      <w:proofErr w:type="gramEnd"/>
-      <w:r>
-        <w:rPr>
-          <w:b/>
-          <w:lang w:val="ru-RU"/>
-        </w:rPr>
-        <w:t xml:space="preserve"> </w:t>
-      </w:r>
-      <w:r>
-        <w:rPr>
-          <w:lang w:val="ru-RU"/>
-        </w:rPr>
-        <w:t xml:space="preserve">уполномоченный руководить работами по ТЗКИ и 2 инженерно-технических работника с высшим образованием в области информационной безопасности и стажем не менее 3 лет (требования </w:t>
-      </w:r>
-      <w:proofErr w:type="spellStart"/>
-      <w:r>
-        <w:rPr>
-          <w:lang w:val="ru-RU"/>
-        </w:rPr>
-        <w:t>пп</w:t>
-      </w:r>
-      <w:proofErr w:type="spellEnd"/>
-      <w:r>
-        <w:rPr>
-          <w:lang w:val="ru-RU"/>
-        </w:rPr>
-        <w:t xml:space="preserve">. </w:t>
-      </w:r>
-      <w:r>
-        <w:t>«а» п. 5 Положения, ПП РФ № 79);</w:t>
-      </w:r>
-    </w:p>
-    <w:p>
-      <w:pPr>
-        <w:pStyle w:val="a0"/>
-        <w:rPr>
-          <w:lang w:val="ru-RU"/>
-        </w:rPr>
-      </w:pPr>
-      <w:r>
-        <w:rPr>
-          <w:b/>
-          <w:lang w:val="ru-RU"/>
-        </w:rPr>
-        <w:t>Организационные документы</w:t>
-      </w:r>
-      <w:proofErr w:type="gramStart"/>
-      <w:r>
-        <w:rPr>
-          <w:b/>
-          <w:lang w:val="ru-RU"/>
-        </w:rPr>
-        <w:t>.</w:t>
-      </w:r>
-      <w:proofErr w:type="gramEnd"/>
-      <w:r>
-        <w:rPr>
-          <w:b/>
-          <w:lang w:val="ru-RU"/>
-        </w:rPr>
-        <w:t xml:space="preserve"> </w:t>
-      </w:r>
-      <w:r>
-        <w:rPr>
-          <w:lang w:val="ru-RU"/>
-        </w:rPr>
-        <w:t xml:space="preserve">издан приказ о порядке обеспечения защиты конфиденциальной информации, разработаны: модель нарушителя, перечень </w:t>
-      </w:r>
-      <w:r>
-        <w:rPr>
-          <w:lang w:val="ru-RU"/>
-        </w:rPr>
-        <w:lastRenderedPageBreak/>
-        <w:t>защищаемой информации, инструкция по пропускному режиму, политика обработки персональных данных;</w:t>
-      </w:r>
-    </w:p>
-    <w:p>
-      <w:pPr>
-        <w:pStyle w:val="a0"/>
-        <w:rPr>
-          <w:lang w:val="ru-RU"/>
-        </w:rPr>
-      </w:pPr>
-      <w:r>
-        <w:rPr>
-          <w:b/>
-          <w:lang w:val="ru-RU"/>
-        </w:rPr>
-        <w:t xml:space="preserve">Инженерно-технические меры. </w:t>
-      </w:r>
-      <w:r>
-        <w:rPr>
-          <w:lang w:val="ru-RU"/>
-        </w:rPr>
-        <w:t>на входе — СКУД с турникетом и видеонаблюдением; в серверной и сейфовой — автономные электронные замки, решётки, сейф 1-го класса взломостойкости.</w:t>
-      </w:r>
-    </w:p>
-    <w:p>
-      <w:pPr>
-        <w:rPr>
-          <w:lang w:val="ru-RU"/>
-        </w:rPr>
-      </w:pPr>
-      <w:r>
-        <w:rPr>
-          <w:lang w:val="ru-RU"/>
-        </w:rPr>
-        <w:br w:type="page"/>
-      </w:r>
-    </w:p>
-    <w:p>
-      <w:pPr>
-        <w:spacing w:before="360"/>
-        <w:jc w:val="center"/>
-      </w:pPr>
-      <w:r>
-        <w:rPr>
-          <w:b/>
-          <w:sz w:val="32"/>
-        </w:rPr>
-        <w:lastRenderedPageBreak/>
+        </w:rPr>
         <w:t>5. Упрощённый план этажа офиса</w:t>
       </w:r>
     </w:p>
@@ -2311,7 +2364,7 @@
                     <pic:cNvPicPr/>
                   </pic:nvPicPr>
                   <pic:blipFill>
-                    <a:blip r:embed="rId6"/>
+                    <a:blip r:embed="rId7"/>
                     <a:stretch>
                       <a:fillRect/>
                     </a:stretch>
@@ -2389,6 +2442,7 @@
         <w:rPr>
           <w:lang w:val="ru-RU"/>
         </w:rPr>
+        <w:lastRenderedPageBreak/>
         <w:t>зона приёма клиентов и переговорная отделены коридором с СКУД от рабочей зоны — посторонние не попадают в помещения, где обрабатывается конфиденциальная информация;</w:t>
       </w:r>
     </w:p>
@@ -2431,7 +2485,6 @@
         <w:rPr>
           <w:lang w:val="ru-RU"/>
         </w:rPr>
-        <w:lastRenderedPageBreak/>
         <w:t>кабинет директора и опенспейс разграничены, что обеспечивает упорядоченность документооборота и разделение полномочий;</w:t>
       </w:r>
     </w:p>
@@ -2451,19 +2504,431 @@
     </w:p>
     <w:p>
       <w:pPr>
-        <w:rPr>
-          <w:lang w:val="ru-RU"/>
-        </w:rPr>
-      </w:pPr>
-      <w:r>
-        <w:rPr>
-          <w:lang w:val="ru-RU"/>
-        </w:rPr>
-        <w:br w:type="page"/>
+        <w:ind w:firstLine="709"/>
+        <w:rPr>
+          <w:lang w:val="ru-RU"/>
+        </w:rPr>
+      </w:pPr>
+      <w:r>
+        <w:rPr>
+          <w:b/>
+          <w:sz w:val="32"/>
+          <w:lang w:val="ru-RU"/>
+        </w:rPr>
+        <w:t>6. Отчёт по изученным сайтам и открытым источникам</w:t>
       </w:r>
     </w:p>
     <w:p>
       <w:pPr>
+        <w:spacing w:before="240"/>
+        <w:ind w:firstLine="709"/>
+        <w:rPr>
+          <w:lang w:val="ru-RU"/>
+        </w:rPr>
+      </w:pPr>
+      <w:r>
+        <w:rPr>
+          <w:b/>
+          <w:lang w:val="ru-RU"/>
+        </w:rPr>
+        <w:t>6.1. Роскомнадзор (</w:t>
+      </w:r>
+      <w:proofErr w:type="spellStart"/>
+      <w:r>
+        <w:rPr>
+          <w:b/>
+        </w:rPr>
+        <w:t>rkn</w:t>
+      </w:r>
+      <w:proofErr w:type="spellEnd"/>
+      <w:r>
+        <w:rPr>
+          <w:b/>
+          <w:lang w:val="ru-RU"/>
+        </w:rPr>
+        <w:t>.</w:t>
+      </w:r>
+      <w:r>
+        <w:rPr>
+          <w:b/>
+        </w:rPr>
+        <w:t>gov</w:t>
+      </w:r>
+      <w:r>
+        <w:rPr>
+          <w:b/>
+          <w:lang w:val="ru-RU"/>
+        </w:rPr>
+        <w:t>.</w:t>
+      </w:r>
+      <w:proofErr w:type="spellStart"/>
+      <w:r>
+        <w:rPr>
+          <w:b/>
+        </w:rPr>
+        <w:t>ru</w:t>
+      </w:r>
+      <w:proofErr w:type="spellEnd"/>
+      <w:r>
+        <w:rPr>
+          <w:b/>
+          <w:lang w:val="ru-RU"/>
+        </w:rPr>
+        <w:t>)</w:t>
+      </w:r>
+    </w:p>
+    <w:p>
+      <w:pPr>
+        <w:ind w:firstLine="709"/>
+        <w:jc w:val="both"/>
+        <w:rPr>
+          <w:lang w:val="ru-RU"/>
+        </w:rPr>
+      </w:pPr>
+      <w:r>
+        <w:rPr>
+          <w:lang w:val="ru-RU"/>
+        </w:rPr>
+        <w:t>Федеральная служба по надзору в сфере связи, информационных технологий и массовых коммуникаций. На официальном сайте представлены разделы «О Роскомнадзоре» (полномочия, структура, территориальные органы), «Деятельность» (персональные данные, связь, СМИ, информационные технологии), «Документы» (федеральные законы, подзаконные и ведомственные акты, административные регламенты) и «Госуслуги».</w:t>
+      </w:r>
+    </w:p>
+    <w:p>
+      <w:pPr>
+        <w:ind w:firstLine="709"/>
+        <w:jc w:val="both"/>
+        <w:rPr>
+          <w:lang w:val="ru-RU"/>
+        </w:rPr>
+      </w:pPr>
+      <w:r>
+        <w:rPr>
+          <w:lang w:val="ru-RU"/>
+        </w:rPr>
+        <w:t xml:space="preserve">В части лицензирования Роскомнадзор является лицензирующим органом по виду деятельности «оказание услуг связи» (подпункт 36 пункта 1 статьи 12 ФЗ-99). На сайте опубликованы административные регламенты предоставления соответствующих госуслуг, ведётся государственный реестр лицензий. Кроме того, Роскомнадзор осуществляет надзор за обработкой персональных данных </w:t>
+      </w:r>
+      <w:r>
+        <w:rPr>
+          <w:lang w:val="ru-RU"/>
+        </w:rPr>
+        <w:lastRenderedPageBreak/>
+        <w:t>(152-ФЗ), что важно для любой организации, работающей с конфиденциальной информацией.</w:t>
+      </w:r>
+    </w:p>
+    <w:p>
+      <w:pPr>
+        <w:spacing w:before="240"/>
+        <w:ind w:firstLine="709"/>
+        <w:rPr>
+          <w:lang w:val="ru-RU"/>
+        </w:rPr>
+      </w:pPr>
+      <w:r>
+        <w:rPr>
+          <w:b/>
+          <w:lang w:val="ru-RU"/>
+        </w:rPr>
+        <w:t>6.2. ФСТЭК России (</w:t>
+      </w:r>
+      <w:proofErr w:type="spellStart"/>
+      <w:r>
+        <w:rPr>
+          <w:b/>
+        </w:rPr>
+        <w:t>fstec</w:t>
+      </w:r>
+      <w:proofErr w:type="spellEnd"/>
+      <w:r>
+        <w:rPr>
+          <w:b/>
+          <w:lang w:val="ru-RU"/>
+        </w:rPr>
+        <w:t>.</w:t>
+      </w:r>
+      <w:proofErr w:type="spellStart"/>
+      <w:r>
+        <w:rPr>
+          <w:b/>
+        </w:rPr>
+        <w:t>ru</w:t>
+      </w:r>
+      <w:proofErr w:type="spellEnd"/>
+      <w:r>
+        <w:rPr>
+          <w:b/>
+          <w:lang w:val="ru-RU"/>
+        </w:rPr>
+        <w:t>)</w:t>
+      </w:r>
+    </w:p>
+    <w:p>
+      <w:pPr>
+        <w:ind w:firstLine="709"/>
+        <w:jc w:val="both"/>
+        <w:rPr>
+          <w:lang w:val="ru-RU"/>
+        </w:rPr>
+      </w:pPr>
+      <w:r>
+        <w:rPr>
+          <w:lang w:val="ru-RU"/>
+        </w:rPr>
+        <w:t>Федеральная служба по техническому и экспортному контролю — лицензирующий орган по выбранному виду деятельности (ТЗКИ, подпункт 5 пункта 1 статьи 12 ФЗ-99) и по разработке и производству средств защиты конфиденциальной информации (подпункт 4). На сайте ФСТЭК в разделе лицензирования опубликованы: условия получения лицензий, формы заявлений, перечни лицензионных требований, а также государственный реестр лицензий. Дополнительно сайт содержит банк угроз безопасности информации, реестр сертифицированных средств защиты информации и методические документы по защите персональных данных, государственных информационных систем и критической информационной инфраструктуры.</w:t>
+      </w:r>
+    </w:p>
+    <w:p>
+      <w:pPr>
+        <w:spacing w:before="240"/>
+        <w:ind w:firstLine="709"/>
+        <w:rPr>
+          <w:lang w:val="ru-RU"/>
+        </w:rPr>
+      </w:pPr>
+      <w:r>
+        <w:rPr>
+          <w:b/>
+          <w:lang w:val="ru-RU"/>
+        </w:rPr>
+        <w:t>6.3. Официальный интернет-портал правовой информации (</w:t>
+      </w:r>
+      <w:proofErr w:type="spellStart"/>
+      <w:r>
+        <w:rPr>
+          <w:b/>
+        </w:rPr>
+        <w:t>pravo</w:t>
+      </w:r>
+      <w:proofErr w:type="spellEnd"/>
+      <w:r>
+        <w:rPr>
+          <w:b/>
+          <w:lang w:val="ru-RU"/>
+        </w:rPr>
+        <w:t>.</w:t>
+      </w:r>
+      <w:r>
+        <w:rPr>
+          <w:b/>
+        </w:rPr>
+        <w:t>gov</w:t>
+      </w:r>
+      <w:r>
+        <w:rPr>
+          <w:b/>
+          <w:lang w:val="ru-RU"/>
+        </w:rPr>
+        <w:t>.</w:t>
+      </w:r>
+      <w:proofErr w:type="spellStart"/>
+      <w:r>
+        <w:rPr>
+          <w:b/>
+        </w:rPr>
+        <w:t>ru</w:t>
+      </w:r>
+      <w:proofErr w:type="spellEnd"/>
+      <w:r>
+        <w:rPr>
+          <w:b/>
+          <w:lang w:val="ru-RU"/>
+        </w:rPr>
+        <w:t>)</w:t>
+      </w:r>
+    </w:p>
+    <w:p>
+      <w:pPr>
+        <w:ind w:firstLine="709"/>
+        <w:jc w:val="both"/>
+        <w:rPr>
+          <w:lang w:val="ru-RU"/>
+        </w:rPr>
+      </w:pPr>
+      <w:r>
+        <w:rPr>
+          <w:lang w:val="ru-RU"/>
+        </w:rPr>
+        <w:t xml:space="preserve">Единственный официальный источник опубликования нормативных правовых актов. Именно на портале опубликован Федеральный закон от 04.05.2011 № 99-ФЗ и все изменения к нему. Использование </w:t>
+      </w:r>
+      <w:proofErr w:type="spellStart"/>
+      <w:r>
+        <w:t>pravo</w:t>
+      </w:r>
+      <w:proofErr w:type="spellEnd"/>
+      <w:r>
+        <w:rPr>
+          <w:lang w:val="ru-RU"/>
+        </w:rPr>
+        <w:t>.</w:t>
+      </w:r>
+      <w:r>
+        <w:t>gov</w:t>
+      </w:r>
+      <w:r>
+        <w:rPr>
+          <w:lang w:val="ru-RU"/>
+        </w:rPr>
+        <w:t>.</w:t>
+      </w:r>
+      <w:proofErr w:type="spellStart"/>
+      <w:r>
+        <w:t>ru</w:t>
+      </w:r>
+      <w:proofErr w:type="spellEnd"/>
+      <w:r>
+        <w:rPr>
+          <w:lang w:val="ru-RU"/>
+        </w:rPr>
+        <w:t xml:space="preserve"> гарантирует работу с актуальной официальной редакцией закона.</w:t>
+      </w:r>
+    </w:p>
+    <w:p>
+      <w:pPr>
+        <w:spacing w:before="240"/>
+        <w:ind w:firstLine="709"/>
+        <w:rPr>
+          <w:lang w:val="ru-RU"/>
+        </w:rPr>
+      </w:pPr>
+      <w:r>
+        <w:rPr>
+          <w:b/>
+          <w:lang w:val="ru-RU"/>
+        </w:rPr>
+        <w:t>6.4. Минюст России (</w:t>
+      </w:r>
+      <w:proofErr w:type="spellStart"/>
+      <w:r>
+        <w:rPr>
+          <w:b/>
+        </w:rPr>
+        <w:t>minjust</w:t>
+      </w:r>
+      <w:proofErr w:type="spellEnd"/>
+      <w:r>
+        <w:rPr>
+          <w:b/>
+          <w:lang w:val="ru-RU"/>
+        </w:rPr>
+        <w:t>.</w:t>
+      </w:r>
+      <w:r>
+        <w:rPr>
+          <w:b/>
+        </w:rPr>
+        <w:t>gov</w:t>
+      </w:r>
+      <w:r>
+        <w:rPr>
+          <w:b/>
+          <w:lang w:val="ru-RU"/>
+        </w:rPr>
+        <w:t>.</w:t>
+      </w:r>
+      <w:proofErr w:type="spellStart"/>
+      <w:r>
+        <w:rPr>
+          <w:b/>
+        </w:rPr>
+        <w:t>ru</w:t>
+      </w:r>
+      <w:proofErr w:type="spellEnd"/>
+      <w:r>
+        <w:rPr>
+          <w:b/>
+          <w:lang w:val="ru-RU"/>
+        </w:rPr>
+        <w:t>)</w:t>
+      </w:r>
+    </w:p>
+    <w:p>
+      <w:pPr>
+        <w:ind w:firstLine="709"/>
+        <w:jc w:val="both"/>
+        <w:rPr>
+          <w:lang w:val="ru-RU"/>
+        </w:rPr>
+      </w:pPr>
+      <w:r>
+        <w:rPr>
+          <w:lang w:val="ru-RU"/>
+        </w:rPr>
+        <w:t>На сайте Минюста размещены сведения о государственной регистрации нормативных правовых актов федеральных органов исполнительной власти, в том числе административных регламентов лицензирующих органов, а также информация о лицензировании отдельных видов деятельности, отнесённых к компетенции Минюста (например, оценочной деятельности в ранее действовавшем регулировании), и антикоррупционная экспертиза актов.</w:t>
+      </w:r>
+    </w:p>
+    <w:p>
+      <w:pPr>
+        <w:spacing w:before="240"/>
+        <w:ind w:firstLine="709"/>
+        <w:rPr>
+          <w:lang w:val="ru-RU"/>
+        </w:rPr>
+      </w:pPr>
+      <w:r>
+        <w:rPr>
+          <w:b/>
+          <w:lang w:val="ru-RU"/>
+        </w:rPr>
+        <w:lastRenderedPageBreak/>
+        <w:t>6.5. СПС «КонсультантПлюс» (</w:t>
+      </w:r>
+      <w:r>
+        <w:rPr>
+          <w:b/>
+        </w:rPr>
+        <w:t>consultant</w:t>
+      </w:r>
+      <w:r>
+        <w:rPr>
+          <w:b/>
+          <w:lang w:val="ru-RU"/>
+        </w:rPr>
+        <w:t>.</w:t>
+      </w:r>
+      <w:proofErr w:type="spellStart"/>
+      <w:r>
+        <w:rPr>
+          <w:b/>
+        </w:rPr>
+        <w:t>ru</w:t>
+      </w:r>
+      <w:proofErr w:type="spellEnd"/>
+      <w:r>
+        <w:rPr>
+          <w:b/>
+          <w:lang w:val="ru-RU"/>
+        </w:rPr>
+        <w:t>)</w:t>
+      </w:r>
+    </w:p>
+    <w:p>
+      <w:pPr>
+        <w:ind w:firstLine="709"/>
+        <w:jc w:val="both"/>
+        <w:rPr>
+          <w:lang w:val="ru-RU"/>
+        </w:rPr>
+      </w:pPr>
+      <w:r>
+        <w:rPr>
+          <w:lang w:val="ru-RU"/>
+        </w:rPr>
+        <w:t>Использована для изучения актуальной редакции статей 12–21 ФЗ-99 (перечень лицензируемых видов деятельности, порядок получения, приостановления и аннулирования лицензий) с комментариями и ссылками на судебную практику.</w:t>
+      </w:r>
+    </w:p>
+    <w:p>
+      <w:pPr>
+        <w:rPr>
+          <w:lang w:val="ru-RU"/>
+        </w:rPr>
+      </w:pPr>
+      <w:r>
+        <w:rPr>
+          <w:lang w:val="ru-RU"/>
+        </w:rPr>
+        <w:br w:type="page"/>
+      </w:r>
+    </w:p>
+    <w:p>
+      <w:pPr>
         <w:spacing w:before="360"/>
         <w:jc w:val="center"/>
         <w:rPr>
@@ -2477,12 +2942,13 @@
           <w:lang w:val="ru-RU"/>
         </w:rPr>
         <w:lastRenderedPageBreak/>
-        <w:t>6. Отчёт по изученным сайтам и открытым источникам</w:t>
+        <w:t>7. Ответы на контрольные вопросы</w:t>
       </w:r>
     </w:p>
     <w:p>
       <w:pPr>
         <w:spacing w:before="240"/>
+        <w:ind w:firstLine="709"/>
         <w:rPr>
           <w:lang w:val="ru-RU"/>
         </w:rPr>
@@ -2492,50 +2958,7 @@
           <w:b/>
           <w:lang w:val="ru-RU"/>
         </w:rPr>
-        <w:t>6.1. Роскомнадзор (</w:t>
-      </w:r>
-      <w:proofErr w:type="spellStart"/>
-      <w:r>
-        <w:rPr>
-          <w:b/>
-        </w:rPr>
-        <w:t>rkn</w:t>
-      </w:r>
-      <w:proofErr w:type="spellEnd"/>
-      <w:r>
-        <w:rPr>
-          <w:b/>
-          <w:lang w:val="ru-RU"/>
-        </w:rPr>
-        <w:t>.</w:t>
-      </w:r>
-      <w:r>
-        <w:rPr>
-          <w:b/>
-        </w:rPr>
-        <w:t>gov</w:t>
-      </w:r>
-      <w:r>
-        <w:rPr>
-          <w:b/>
-          <w:lang w:val="ru-RU"/>
-        </w:rPr>
-        <w:t>.</w:t>
-      </w:r>
-      <w:proofErr w:type="spellStart"/>
-      <w:r>
-        <w:rPr>
-          <w:b/>
-        </w:rPr>
-        <w:t>ru</w:t>
-      </w:r>
-      <w:proofErr w:type="spellEnd"/>
-      <w:r>
-        <w:rPr>
-          <w:b/>
-          <w:lang w:val="ru-RU"/>
-        </w:rPr>
-        <w:t>)</w:t>
+        <w:t>Вопрос 1. Цели и задачи лицензирования по ФЗ-99 и его значение для государства, бизнеса и общества</w:t>
       </w:r>
     </w:p>
     <w:p>
@@ -2550,11 +2973,259 @@
         <w:rPr>
           <w:lang w:val="ru-RU"/>
         </w:rPr>
-        <w:t>Федеральная служба по надзору в сфере связи, информационных технологий и массовых коммуникаций. На официальном сайте представлены разделы «О Роскомнадзоре» (полномочия, структура, территориальные органы), «Деятельность» (персональные данные, связь, СМИ, информационные технологии), «Документы» (федеральные законы, подзаконные и ведомственные акты, административные регламенты) и «Госуслуги».</w:t>
+        <w:t>Согласно ст. 1 ФЗ-99, лицензирование — это деятельность лицензирующих органов по предоставлению, переоформлению и прекращению действия лицензий, лицензионному контролю и ведению реестров. Цели лицензирования (ч. 2 ст. 1, ст. 7 ФЗ-99): соблюдение прав, свобод и законных интересов граждан, оборона и безопасность государства, нравственность и здоровье населения, охрана окружающей среды, недопущение нанесения ущерба. Для государства лицензирование — инструмент допуска на рынок и контроля социально значимых и опасных видов деятельности; для бизнеса — единые понятные правила входа на рынок и повышение доверия потребителей; для общества — гарантия безопасности и качества услуг.</w:t>
       </w:r>
     </w:p>
     <w:p>
       <w:pPr>
+        <w:spacing w:before="240"/>
+        <w:ind w:firstLine="360"/>
+        <w:rPr>
+          <w:lang w:val="ru-RU"/>
+        </w:rPr>
+      </w:pPr>
+      <w:r>
+        <w:rPr>
+          <w:b/>
+          <w:lang w:val="ru-RU"/>
+        </w:rPr>
+        <w:t>Вопрос 2. Виды деятельности по подпунктам 1–5 и 36 пункта 1 статьи 12 ФЗ-99</w:t>
+      </w:r>
+    </w:p>
+    <w:p>
+      <w:pPr>
+        <w:pStyle w:val="a0"/>
+      </w:pPr>
+      <w:r>
+        <w:rPr>
+          <w:b/>
+          <w:lang w:val="ru-RU"/>
+        </w:rPr>
+        <w:t xml:space="preserve">подпункт 1 — </w:t>
+      </w:r>
+      <w:r>
+        <w:rPr>
+          <w:lang w:val="ru-RU"/>
+        </w:rPr>
+        <w:t xml:space="preserve">разработка, производство, распространение шифровальных (криптографических) средств, защищённых информационных и телекоммуникационных систем, работы и услуги в области шифрования информации, их техническое обслуживание. </w:t>
+      </w:r>
+      <w:proofErr w:type="spellStart"/>
+      <w:r>
+        <w:t>Пример</w:t>
+      </w:r>
+      <w:proofErr w:type="spellEnd"/>
+      <w:r>
+        <w:t xml:space="preserve">: </w:t>
+      </w:r>
+      <w:proofErr w:type="spellStart"/>
+      <w:r>
+        <w:t>разработка</w:t>
+      </w:r>
+      <w:proofErr w:type="spellEnd"/>
+      <w:r>
+        <w:t xml:space="preserve"> СКЗИ </w:t>
+      </w:r>
+      <w:proofErr w:type="spellStart"/>
+      <w:r>
+        <w:t>для</w:t>
+      </w:r>
+      <w:proofErr w:type="spellEnd"/>
+      <w:r>
+        <w:t xml:space="preserve"> банков. Лицензирующий орган — ФСБ России;</w:t>
+      </w:r>
+    </w:p>
+    <w:p>
+      <w:pPr>
+        <w:pStyle w:val="a0"/>
+      </w:pPr>
+      <w:r>
+        <w:rPr>
+          <w:b/>
+          <w:lang w:val="ru-RU"/>
+        </w:rPr>
+        <w:t xml:space="preserve">подпункт 2 — </w:t>
+      </w:r>
+      <w:r>
+        <w:rPr>
+          <w:lang w:val="ru-RU"/>
+        </w:rPr>
+        <w:t xml:space="preserve">разработка, производство, реализация и приобретение в целях продажи специальных технических средств, предназначенных для негласного получения информации. </w:t>
+      </w:r>
+      <w:proofErr w:type="spellStart"/>
+      <w:r>
+        <w:t>Пример</w:t>
+      </w:r>
+      <w:proofErr w:type="spellEnd"/>
+      <w:r>
+        <w:t xml:space="preserve">: </w:t>
+      </w:r>
+      <w:proofErr w:type="spellStart"/>
+      <w:r>
+        <w:t>производство</w:t>
+      </w:r>
+      <w:proofErr w:type="spellEnd"/>
+      <w:r>
+        <w:t xml:space="preserve"> </w:t>
+      </w:r>
+      <w:proofErr w:type="spellStart"/>
+      <w:r>
+        <w:t>скрытых</w:t>
+      </w:r>
+      <w:proofErr w:type="spellEnd"/>
+      <w:r>
+        <w:t xml:space="preserve"> </w:t>
+      </w:r>
+      <w:proofErr w:type="spellStart"/>
+      <w:r>
+        <w:t>средств</w:t>
+      </w:r>
+      <w:proofErr w:type="spellEnd"/>
+      <w:r>
+        <w:t xml:space="preserve"> аудиозаписи. Орган — ФСБ России;</w:t>
+      </w:r>
+    </w:p>
+    <w:p>
+      <w:pPr>
+        <w:pStyle w:val="a0"/>
+        <w:rPr>
+          <w:lang w:val="ru-RU"/>
+        </w:rPr>
+      </w:pPr>
+      <w:r>
+        <w:rPr>
+          <w:b/>
+          <w:lang w:val="ru-RU"/>
+        </w:rPr>
+        <w:lastRenderedPageBreak/>
+        <w:t xml:space="preserve">подпункт 3 — </w:t>
+      </w:r>
+      <w:r>
+        <w:rPr>
+          <w:lang w:val="ru-RU"/>
+        </w:rPr>
+        <w:t>деятельность по выявлению электронных устройств, предназначенных для негласного получения информации. Пример: услуги по поиску «закладок» в помещениях. Орган — ФСБ России;</w:t>
+      </w:r>
+    </w:p>
+    <w:p>
+      <w:pPr>
+        <w:pStyle w:val="a0"/>
+      </w:pPr>
+      <w:r>
+        <w:rPr>
+          <w:b/>
+          <w:lang w:val="ru-RU"/>
+        </w:rPr>
+        <w:t xml:space="preserve">подпункт 4 — </w:t>
+      </w:r>
+      <w:r>
+        <w:rPr>
+          <w:lang w:val="ru-RU"/>
+        </w:rPr>
+        <w:t xml:space="preserve">разработка и производство средств защиты конфиденциальной информации. </w:t>
+      </w:r>
+      <w:proofErr w:type="spellStart"/>
+      <w:r>
+        <w:t>Пример</w:t>
+      </w:r>
+      <w:proofErr w:type="spellEnd"/>
+      <w:r>
+        <w:t xml:space="preserve">: </w:t>
+      </w:r>
+      <w:proofErr w:type="spellStart"/>
+      <w:r>
+        <w:t>производство</w:t>
+      </w:r>
+      <w:proofErr w:type="spellEnd"/>
+      <w:r>
+        <w:t xml:space="preserve"> </w:t>
+      </w:r>
+      <w:proofErr w:type="spellStart"/>
+      <w:r>
+        <w:t>сертифицированных</w:t>
+      </w:r>
+      <w:proofErr w:type="spellEnd"/>
+      <w:r>
+        <w:t xml:space="preserve"> </w:t>
+      </w:r>
+      <w:proofErr w:type="spellStart"/>
+      <w:r>
+        <w:t>межсетевых</w:t>
+      </w:r>
+      <w:proofErr w:type="spellEnd"/>
+      <w:r>
+        <w:t xml:space="preserve"> экранов. Орган — ФСТЭК России;</w:t>
+      </w:r>
+    </w:p>
+    <w:p>
+      <w:pPr>
+        <w:pStyle w:val="a0"/>
+      </w:pPr>
+      <w:r>
+        <w:rPr>
+          <w:b/>
+          <w:lang w:val="ru-RU"/>
+        </w:rPr>
+        <w:t xml:space="preserve">подпункт 5 — </w:t>
+      </w:r>
+      <w:r>
+        <w:rPr>
+          <w:lang w:val="ru-RU"/>
+        </w:rPr>
+        <w:t xml:space="preserve">деятельность по технической защите конфиденциальной информации. Пример: аттестация объектов информатизации, аудит защищённости (выбранный в работе вид деятельности). </w:t>
+      </w:r>
+      <w:proofErr w:type="spellStart"/>
+      <w:r>
+        <w:t>Орган</w:t>
+      </w:r>
+      <w:proofErr w:type="spellEnd"/>
+      <w:r>
+        <w:t xml:space="preserve"> — ФСТЭК </w:t>
+      </w:r>
+      <w:proofErr w:type="spellStart"/>
+      <w:r>
+        <w:t>России</w:t>
+      </w:r>
+      <w:proofErr w:type="spellEnd"/>
+      <w:r>
+        <w:t>;</w:t>
+      </w:r>
+    </w:p>
+    <w:p>
+      <w:pPr>
+        <w:pStyle w:val="a0"/>
+      </w:pPr>
+      <w:r>
+        <w:rPr>
+          <w:b/>
+          <w:lang w:val="ru-RU"/>
+        </w:rPr>
+        <w:t xml:space="preserve">подпункт 36 — </w:t>
+      </w:r>
+      <w:r>
+        <w:rPr>
+          <w:lang w:val="ru-RU"/>
+        </w:rPr>
+        <w:t xml:space="preserve">оказание услуг связи. Пример: услуги местной телефонной связи, телематические услуги, услуги передачи данных. </w:t>
+      </w:r>
+      <w:proofErr w:type="spellStart"/>
+      <w:r>
+        <w:t>Орган</w:t>
+      </w:r>
+      <w:proofErr w:type="spellEnd"/>
+      <w:r>
+        <w:t xml:space="preserve"> — </w:t>
+      </w:r>
+      <w:proofErr w:type="spellStart"/>
+      <w:r>
+        <w:t>Роскомнадзор</w:t>
+      </w:r>
+      <w:proofErr w:type="spellEnd"/>
+      <w:r>
+        <w:t>.</w:t>
+      </w:r>
+    </w:p>
+    <w:p>
+      <w:pPr>
         <w:ind w:firstLine="709"/>
         <w:jc w:val="both"/>
         <w:rPr>
@@ -2565,56 +3236,146 @@
         <w:rPr>
           <w:lang w:val="ru-RU"/>
         </w:rPr>
-        <w:t>В части лицензирования Роскомнадзор является лицензирующим органом по виду деятельности «оказание услуг связи» (подпункт 36 пункта 1 статьи 12 ФЗ-99). На сайте опубликованы административные регламенты предоставления соответствующих госуслуг, ведётся государственный реестр лицензий. Кроме того, Роскомнадзор осуществляет надзор за обработкой персональных данных (152-ФЗ), что важно для любой организации, работающей с конфиденциальной информацией.</w:t>
+        <w:t>Общее основание лицензирования этих видов деятельности (ч. 3 ст. 12 ФЗ-99): их осуществление может повлечь нанесение ущерба правам и законным интересам граждан, обороне страны и безопасности государства.</w:t>
       </w:r>
     </w:p>
     <w:p>
       <w:pPr>
         <w:spacing w:before="240"/>
-        <w:rPr>
-          <w:lang w:val="ru-RU"/>
-        </w:rPr>
-      </w:pPr>
+        <w:ind w:firstLine="360"/>
+      </w:pPr>
+      <w:proofErr w:type="spellStart"/>
       <w:r>
         <w:rPr>
           <w:b/>
-          <w:lang w:val="ru-RU"/>
-        </w:rPr>
-        <w:t>6.2. ФСТЭК России (</w:t>
-      </w:r>
-      <w:proofErr w:type="spellStart"/>
+        </w:rPr>
+        <w:t>Вопрос</w:t>
+      </w:r>
+      <w:proofErr w:type="spellEnd"/>
       <w:r>
         <w:rPr>
           <w:b/>
         </w:rPr>
-        <w:t>fstec</w:t>
-      </w:r>
-      <w:proofErr w:type="spellEnd"/>
-      <w:r>
-        <w:rPr>
-          <w:b/>
-          <w:lang w:val="ru-RU"/>
-        </w:rPr>
-        <w:t>.</w:t>
-      </w:r>
-      <w:proofErr w:type="spellStart"/>
-      <w:r>
-        <w:rPr>
-          <w:b/>
-        </w:rPr>
-        <w:t>ru</w:t>
-      </w:r>
-      <w:proofErr w:type="spellEnd"/>
-      <w:r>
-        <w:rPr>
-          <w:b/>
-          <w:lang w:val="ru-RU"/>
-        </w:rPr>
-        <w:t>)</w:t>
+        <w:t xml:space="preserve"> 3. Последовательность действий соискателя лицензии</w:t>
       </w:r>
     </w:p>
     <w:p>
       <w:pPr>
+        <w:pStyle w:val="a"/>
+        <w:rPr>
+          <w:lang w:val="ru-RU"/>
+        </w:rPr>
+      </w:pPr>
+      <w:r>
+        <w:rPr>
+          <w:lang w:val="ru-RU"/>
+        </w:rPr>
+        <w:t>определить вид деятельности и лицензирующий орган (ст. 6, 12 ФЗ-99) — в нашем случае ФСТЭК России;</w:t>
+      </w:r>
+    </w:p>
+    <w:p>
+      <w:pPr>
+        <w:pStyle w:val="a"/>
+        <w:rPr>
+          <w:lang w:val="ru-RU"/>
+        </w:rPr>
+      </w:pPr>
+      <w:r>
+        <w:rPr>
+          <w:lang w:val="ru-RU"/>
+        </w:rPr>
+        <w:t>изучить лицензионные требования (постановление Правительства РФ № 79) и привести организацию в соответствие с ними (персонал, помещения, сертифицированные СЗИ, организационные документы);</w:t>
+      </w:r>
+    </w:p>
+    <w:p>
+      <w:pPr>
+        <w:pStyle w:val="a"/>
+        <w:rPr>
+          <w:lang w:val="ru-RU"/>
+        </w:rPr>
+      </w:pPr>
+      <w:r>
+        <w:rPr>
+          <w:lang w:val="ru-RU"/>
+        </w:rPr>
+        <w:t>подготовить пакет документов по ст. 13 ФЗ-99 (заявление, учредительные документы, подтверждения соответствия требованиям, квитанция о госпошлине, опись);</w:t>
+      </w:r>
+    </w:p>
+    <w:p>
+      <w:pPr>
+        <w:pStyle w:val="a"/>
+        <w:rPr>
+          <w:lang w:val="ru-RU"/>
+        </w:rPr>
+      </w:pPr>
+      <w:r>
+        <w:rPr>
+          <w:lang w:val="ru-RU"/>
+        </w:rPr>
+        <w:t>подать заявление: лично, почтой с уведомлением или в электронной форме через портал Госуслуг;</w:t>
+      </w:r>
+    </w:p>
+    <w:p>
+      <w:pPr>
+        <w:pStyle w:val="a"/>
+        <w:rPr>
+          <w:lang w:val="ru-RU"/>
+        </w:rPr>
+      </w:pPr>
+      <w:r>
+        <w:rPr>
+          <w:lang w:val="ru-RU"/>
+        </w:rPr>
+        <w:lastRenderedPageBreak/>
+        <w:t>в течение 3 рабочих дней лицензирующий орган принимает решение о рассмотрении заявления либо возвращает его (ч. 1 ст. 14 ФЗ-99);</w:t>
+      </w:r>
+    </w:p>
+    <w:p>
+      <w:pPr>
+        <w:pStyle w:val="a"/>
+        <w:rPr>
+          <w:lang w:val="ru-RU"/>
+        </w:rPr>
+      </w:pPr>
+      <w:r>
+        <w:rPr>
+          <w:lang w:val="ru-RU"/>
+        </w:rPr>
+        <w:t>лицензирующий орган проверяет полноту и достоверность сведений, в том числе с выездом на место, и в течение 45 рабочих дней принимает решение о предоставлении лицензии или об отказе (ч. 5 ст. 14 ФЗ-99);</w:t>
+      </w:r>
+    </w:p>
+    <w:p>
+      <w:pPr>
+        <w:pStyle w:val="a"/>
+        <w:rPr>
+          <w:lang w:val="ru-RU"/>
+        </w:rPr>
+      </w:pPr>
+      <w:r>
+        <w:rPr>
+          <w:lang w:val="ru-RU"/>
+        </w:rPr>
+        <w:t>сведения о предоставленной лицензии вносятся в реестр лицензий, соискателю выдаётся выписка из реестра (ст. 15, 21 ФЗ-99).</w:t>
+      </w:r>
+    </w:p>
+    <w:p>
+      <w:pPr>
+        <w:spacing w:before="240"/>
+        <w:ind w:firstLine="709"/>
+        <w:rPr>
+          <w:lang w:val="ru-RU"/>
+        </w:rPr>
+      </w:pPr>
+      <w:r>
+        <w:rPr>
+          <w:b/>
+          <w:lang w:val="ru-RU"/>
+        </w:rPr>
+        <w:t>Вопрос 4. Обязательные требования к соискателю и их отражение в пакете документов</w:t>
+      </w:r>
+    </w:p>
+    <w:p>
+      <w:pPr>
         <w:ind w:firstLine="709"/>
         <w:jc w:val="both"/>
         <w:rPr>
@@ -2625,12 +3386,13 @@
         <w:rPr>
           <w:lang w:val="ru-RU"/>
         </w:rPr>
-        <w:t>Федеральная служба по техническому и экспортному контролю — лицензирующий орган по выбранному виду деятельности (ТЗКИ, подпункт 5 пункта 1 статьи 12 ФЗ-99) и по разработке и производству средств защиты конфиденциальной информации (подпункт 4). На сайте ФСТЭК в разделе лицензирования опубликованы: условия получения лицензий, формы заявлений, перечни лицензионных требований, а также государственный реестр лицензий. Дополнительно сайт содержит банк угроз безопасности информации, реестр сертифицированных средств защиты информации и методические документы по защите персональных данных, государственных информационных систем и критической информационной инфраструктуры.</w:t>
+        <w:t>К соискателю лицензии на деятельность по ТЗКИ предъявляются требования (п. 5 Положения, утв. ПП РФ № 79): а) наличие в штате уполномоченного руководить работами лица и не менее 2 инженерно-технических работников с высшим образованием в области информационной безопасности и стажем не менее 3 лет (либо с профпереподготовкой не менее 360 часов) — подтверждается копиями дипломов, приказов о назначении, сведений о трудовой деятельности; б) наличие нежилых помещений на законном основании — договором аренды; в) наличие оборудования, включая измерительные приборы с метрологической поверкой и сертифицированные программные средства, — сведениями об оборудовании и копиями сертификатов; г) наличие аттестованных автоматизированных систем и сертифицированных СЗИ — аттестатом и сертификатами соответствия; д) наличие технической и технологической документации, стандартов и методических документов — соответствующими сведениями. Таким образом, каждое лицензионное требование имеет документальное подтверждение в пакете документов (п. 8 Положения).</w:t>
       </w:r>
     </w:p>
     <w:p>
       <w:pPr>
         <w:spacing w:before="240"/>
+        <w:ind w:firstLine="709"/>
         <w:rPr>
           <w:lang w:val="ru-RU"/>
         </w:rPr>
@@ -2640,51 +3402,7 @@
           <w:b/>
           <w:lang w:val="ru-RU"/>
         </w:rPr>
-        <w:lastRenderedPageBreak/>
-        <w:t>6.3. Официальный интернет-портал правовой информации (</w:t>
-      </w:r>
-      <w:proofErr w:type="spellStart"/>
-      <w:r>
-        <w:rPr>
-          <w:b/>
-        </w:rPr>
-        <w:t>pravo</w:t>
-      </w:r>
-      <w:proofErr w:type="spellEnd"/>
-      <w:r>
-        <w:rPr>
-          <w:b/>
-          <w:lang w:val="ru-RU"/>
-        </w:rPr>
-        <w:t>.</w:t>
-      </w:r>
-      <w:r>
-        <w:rPr>
-          <w:b/>
-        </w:rPr>
-        <w:t>gov</w:t>
-      </w:r>
-      <w:r>
-        <w:rPr>
-          <w:b/>
-          <w:lang w:val="ru-RU"/>
-        </w:rPr>
-        <w:t>.</w:t>
-      </w:r>
-      <w:proofErr w:type="spellStart"/>
-      <w:r>
-        <w:rPr>
-          <w:b/>
-        </w:rPr>
-        <w:t>ru</w:t>
-      </w:r>
-      <w:proofErr w:type="spellEnd"/>
-      <w:r>
-        <w:rPr>
-          <w:b/>
-          <w:lang w:val="ru-RU"/>
-        </w:rPr>
-        <w:t>)</w:t>
+        <w:t>Вопрос 5. Приостановление и аннулирование лицензии: основания и последствия</w:t>
       </w:r>
     </w:p>
     <w:p>
@@ -2699,43 +3417,14 @@
         <w:rPr>
           <w:lang w:val="ru-RU"/>
         </w:rPr>
-        <w:t xml:space="preserve">Единственный официальный источник опубликования нормативных правовых актов. Именно на портале опубликован Федеральный закон от 04.05.2011 № 99-ФЗ и все изменения к нему. Использование </w:t>
-      </w:r>
-      <w:proofErr w:type="spellStart"/>
-      <w:r>
-        <w:t>pravo</w:t>
-      </w:r>
-      <w:proofErr w:type="spellEnd"/>
-      <w:r>
-        <w:rPr>
-          <w:lang w:val="ru-RU"/>
-        </w:rPr>
-        <w:t>.</w:t>
-      </w:r>
-      <w:r>
-        <w:t>gov</w:t>
-      </w:r>
-      <w:r>
-        <w:rPr>
-          <w:lang w:val="ru-RU"/>
-        </w:rPr>
-        <w:t>.</w:t>
-      </w:r>
-      <w:proofErr w:type="spellStart"/>
-      <w:r>
-        <w:t>ru</w:t>
-      </w:r>
-      <w:proofErr w:type="spellEnd"/>
-      <w:r>
-        <w:rPr>
-          <w:lang w:val="ru-RU"/>
-        </w:rPr>
-        <w:t xml:space="preserve"> гарантирует работу с актуальной официальной редакцией закона.</w:t>
+        <w:lastRenderedPageBreak/>
+        <w:t>Приостановление (ст. 20 ФЗ-99) применяется при грубом нарушении лицензионных требований, если оно влечёт непосредственную угрозу жизни или тяжкого вреда здоровью граждан, чрезвычайные ситуации, ущерб обороне и безопасности государства. Приостановление — временная мера: деятельность запрещена до устранения нарушений, после чего действие лицензии возобновляется. Аннулирование (ч. 4 ст. 20 ФЗ-99) — окончательное прекращение действия лицензии, осуществляется только по решению суда, в том числе при повторном грубом нарушении или неустранении нарушений, повлёкших приостановление. Последствия для лицензиата: запрет на ведение деятельности, расторжение договоров и претензии заказчиков, административная ответственность по ст. 14.1 КоАП РФ (штрафы, конфискация) за работу в период приостановления или после аннулирования, при причинении крупного ущерба — уголовная ответственность по ст. 171 УК РФ; после аннулирования для возобновления деятельности требуется полное повторное лицензирование, что означает прямые экономические потери.</w:t>
       </w:r>
     </w:p>
     <w:p>
       <w:pPr>
         <w:spacing w:before="240"/>
+        <w:ind w:firstLine="709"/>
         <w:rPr>
           <w:lang w:val="ru-RU"/>
         </w:rPr>
@@ -2745,50 +3434,7 @@
           <w:b/>
           <w:lang w:val="ru-RU"/>
         </w:rPr>
-        <w:t>6.4. Минюст России (</w:t>
-      </w:r>
-      <w:proofErr w:type="spellStart"/>
-      <w:r>
-        <w:rPr>
-          <w:b/>
-        </w:rPr>
-        <w:t>minjust</w:t>
-      </w:r>
-      <w:proofErr w:type="spellEnd"/>
-      <w:r>
-        <w:rPr>
-          <w:b/>
-          <w:lang w:val="ru-RU"/>
-        </w:rPr>
-        <w:t>.</w:t>
-      </w:r>
-      <w:r>
-        <w:rPr>
-          <w:b/>
-        </w:rPr>
-        <w:t>gov</w:t>
-      </w:r>
-      <w:r>
-        <w:rPr>
-          <w:b/>
-          <w:lang w:val="ru-RU"/>
-        </w:rPr>
-        <w:t>.</w:t>
-      </w:r>
-      <w:proofErr w:type="spellStart"/>
-      <w:r>
-        <w:rPr>
-          <w:b/>
-        </w:rPr>
-        <w:t>ru</w:t>
-      </w:r>
-      <w:proofErr w:type="spellEnd"/>
-      <w:r>
-        <w:rPr>
-          <w:b/>
-          <w:lang w:val="ru-RU"/>
-        </w:rPr>
-        <w:t>)</w:t>
+        <w:t>Вопрос 6. Функции участников команды и формируемые навыки</w:t>
       </w:r>
     </w:p>
     <w:p>
@@ -2803,1077 +3449,623 @@
         <w:rPr>
           <w:lang w:val="ru-RU"/>
         </w:rPr>
-        <w:t>На сайте Минюста размещены сведения о государственной регистрации нормативных правовых актов федеральных органов исполнительной власти, в том числе административных регламентов лицензирующих органов, а также информация о лицензировании отдельных видов деятельности, отнесённых к компетенции Минюста (например, оценочной деятельности в ранее действовавшем регулировании), и антикоррупционная экспертиза актов.</w:t>
+        <w:t>В нашей команде роли распределены следующим образом: директор — Ермолаев Богдан Юрьевич, юрист — Голованов Федор Артемович, технический специалист (менеджер по административным вопросам) — Ковалев Данил Петрович.</w:t>
       </w:r>
     </w:p>
     <w:p>
       <w:pPr>
-        <w:spacing w:before="240"/>
-        <w:rPr>
-          <w:lang w:val="ru-RU"/>
-        </w:rPr>
-      </w:pPr>
-      <w:r>
-        <w:rPr>
-          <w:b/>
-          <w:lang w:val="ru-RU"/>
-        </w:rPr>
-        <w:t>6.5. СПС «КонсультантПлюс» (</w:t>
-      </w:r>
-      <w:r>
-        <w:rPr>
-          <w:b/>
-        </w:rPr>
-        <w:t>consultant</w:t>
-      </w:r>
-      <w:r>
-        <w:rPr>
-          <w:b/>
-          <w:lang w:val="ru-RU"/>
-        </w:rPr>
-        <w:t>.</w:t>
-      </w:r>
-      <w:proofErr w:type="spellStart"/>
-      <w:r>
-        <w:rPr>
-          <w:b/>
-        </w:rPr>
-        <w:t>ru</w:t>
-      </w:r>
-      <w:proofErr w:type="spellEnd"/>
-      <w:r>
-        <w:rPr>
-          <w:b/>
-          <w:lang w:val="ru-RU"/>
-        </w:rPr>
-        <w:t>)</w:t>
+        <w:ind w:firstLine="709"/>
+        <w:jc w:val="both"/>
+        <w:rPr>
+          <w:lang w:val="ru-RU"/>
+        </w:rPr>
+      </w:pPr>
+      <w:r>
+        <w:rPr>
+          <w:lang w:val="ru-RU"/>
+        </w:rPr>
+        <w:t xml:space="preserve">Директор отвечает за стратегию: выбирает вид деятельности, формулирует цели компании, готовит и подписывает заявление о предоставлении лицензии. Юрист подготавливает перечень документов, обосновывает правовые основания их необходимости (ст. 13 ФЗ-99, ПП РФ № 79), проверяет соответствие пакета требованиям закона. Менеджер по административным вопросам отвечает за техническую часть: план помещения, соответствие материально-технической базы требованиям, пояснительную </w:t>
+      </w:r>
+      <w:r>
+        <w:rPr>
+          <w:lang w:val="ru-RU"/>
+        </w:rPr>
+        <w:lastRenderedPageBreak/>
+        <w:t>записку. Ролевое задание формирует навыки правоприменительной работы с текстом закона, делопроизводства и подготовки официальных документов, распределения обязанностей в команде, публичной защиты результатов, а также практическое понимание процедуры лицензирования как инструмента государственного контроля в сфере безопасности информации.</w:t>
       </w:r>
     </w:p>
     <w:p>
       <w:pPr>
-        <w:ind w:firstLine="709"/>
-        <w:jc w:val="both"/>
-        <w:rPr>
-          <w:lang w:val="ru-RU"/>
-        </w:rPr>
-      </w:pPr>
-      <w:r>
-        <w:rPr>
-          <w:lang w:val="ru-RU"/>
-        </w:rPr>
-        <w:t>Использована для изучения актуальной редакции статей 12–21 ФЗ-99 (перечень лицензируемых видов деятельности, порядок получения, приостановления и аннулирования лицензий) с комментариями и ссылками на судебную практику.</w:t>
+        <w:spacing w:after="200" w:line="276" w:lineRule="auto"/>
+        <w:rPr>
+          <w:b/>
+          <w:sz w:val="32"/>
+          <w:lang w:val="ru-RU"/>
+        </w:rPr>
+      </w:pPr>
+      <w:r>
+        <w:rPr>
+          <w:b/>
+          <w:sz w:val="32"/>
+          <w:lang w:val="ru-RU"/>
+        </w:rPr>
+        <w:br w:type="page"/>
       </w:r>
     </w:p>
     <w:p>
       <w:pPr>
-        <w:rPr>
-          <w:lang w:val="ru-RU"/>
-        </w:rPr>
-      </w:pPr>
-      <w:r>
-        <w:rPr>
-          <w:lang w:val="ru-RU"/>
-        </w:rPr>
-        <w:br w:type="page"/>
+        <w:spacing w:before="360"/>
+        <w:jc w:val="center"/>
+        <w:rPr>
+          <w:lang w:val="ru-RU"/>
+        </w:rPr>
+      </w:pPr>
+      <w:r>
+        <w:rPr>
+          <w:b/>
+          <w:sz w:val="32"/>
+          <w:lang w:val="ru-RU"/>
+        </w:rPr>
+        <w:lastRenderedPageBreak/>
+        <w:t>Список использованных источников</w:t>
       </w:r>
     </w:p>
     <w:p>
       <w:pPr>
-        <w:spacing w:before="360"/>
-        <w:jc w:val="center"/>
-        <w:rPr>
-          <w:lang w:val="ru-RU"/>
-        </w:rPr>
-      </w:pPr>
-      <w:r>
-        <w:rPr>
-          <w:b/>
-          <w:sz w:val="32"/>
-          <w:lang w:val="ru-RU"/>
-        </w:rPr>
-        <w:lastRenderedPageBreak/>
-        <w:t>7. Ответы на контрольные вопросы</w:t>
-      </w:r>
+        <w:ind w:firstLine="425"/>
+        <w:rPr>
+          <w:lang w:val="ru-RU"/>
+        </w:rPr>
+      </w:pPr>
+      <w:r>
+        <w:rPr>
+          <w:lang w:val="ru-RU"/>
+        </w:rPr>
+        <w:t xml:space="preserve">1. Федеральный закон от 04.05.2011 № 99-ФЗ «О лицензировании отдельных видов деятельности» (с изменениями и дополнениями). </w:t>
+      </w:r>
+      <w:r>
+        <w:t>URL</w:t>
+      </w:r>
+      <w:r>
+        <w:rPr>
+          <w:lang w:val="ru-RU"/>
+        </w:rPr>
+        <w:t xml:space="preserve">: </w:t>
+      </w:r>
+      <w:hyperlink r:id="rId8" w:history="1">
+        <w:r>
+          <w:rPr>
+            <w:rStyle w:val="aff8"/>
+          </w:rPr>
+          <w:t>https</w:t>
+        </w:r>
+        <w:r>
+          <w:rPr>
+            <w:rStyle w:val="aff8"/>
+            <w:lang w:val="ru-RU"/>
+          </w:rPr>
+          <w:t>://</w:t>
+        </w:r>
+        <w:r>
+          <w:rPr>
+            <w:rStyle w:val="aff8"/>
+          </w:rPr>
+          <w:t>www</w:t>
+        </w:r>
+        <w:r>
+          <w:rPr>
+            <w:rStyle w:val="aff8"/>
+            <w:lang w:val="ru-RU"/>
+          </w:rPr>
+          <w:t>.</w:t>
+        </w:r>
+        <w:r>
+          <w:rPr>
+            <w:rStyle w:val="aff8"/>
+          </w:rPr>
+          <w:t>consultant</w:t>
+        </w:r>
+        <w:r>
+          <w:rPr>
+            <w:rStyle w:val="aff8"/>
+            <w:lang w:val="ru-RU"/>
+          </w:rPr>
+          <w:t>.</w:t>
+        </w:r>
+        <w:proofErr w:type="spellStart"/>
+        <w:r>
+          <w:rPr>
+            <w:rStyle w:val="aff8"/>
+          </w:rPr>
+          <w:t>ru</w:t>
+        </w:r>
+        <w:proofErr w:type="spellEnd"/>
+        <w:r>
+          <w:rPr>
+            <w:rStyle w:val="aff8"/>
+            <w:lang w:val="ru-RU"/>
+          </w:rPr>
+          <w:t>/</w:t>
+        </w:r>
+        <w:r>
+          <w:rPr>
+            <w:rStyle w:val="aff8"/>
+          </w:rPr>
+          <w:t>document</w:t>
+        </w:r>
+        <w:r>
+          <w:rPr>
+            <w:rStyle w:val="aff8"/>
+            <w:lang w:val="ru-RU"/>
+          </w:rPr>
+          <w:t>/</w:t>
+        </w:r>
+        <w:r>
+          <w:rPr>
+            <w:rStyle w:val="aff8"/>
+          </w:rPr>
+          <w:t>cons</w:t>
+        </w:r>
+        <w:r>
+          <w:rPr>
+            <w:rStyle w:val="aff8"/>
+            <w:lang w:val="ru-RU"/>
+          </w:rPr>
+          <w:t>_</w:t>
+        </w:r>
+        <w:r>
+          <w:rPr>
+            <w:rStyle w:val="aff8"/>
+          </w:rPr>
+          <w:t>doc</w:t>
+        </w:r>
+        <w:r>
+          <w:rPr>
+            <w:rStyle w:val="aff8"/>
+            <w:lang w:val="ru-RU"/>
+          </w:rPr>
+          <w:t>_</w:t>
+        </w:r>
+        <w:r>
+          <w:rPr>
+            <w:rStyle w:val="aff8"/>
+          </w:rPr>
+          <w:t>LAW</w:t>
+        </w:r>
+        <w:r>
+          <w:rPr>
+            <w:rStyle w:val="aff8"/>
+            <w:lang w:val="ru-RU"/>
+          </w:rPr>
+          <w:t>_113658/</w:t>
+        </w:r>
+      </w:hyperlink>
     </w:p>
     <w:p>
       <w:pPr>
-        <w:spacing w:before="240"/>
-        <w:rPr>
-          <w:lang w:val="ru-RU"/>
-        </w:rPr>
-      </w:pPr>
-      <w:r>
-        <w:rPr>
-          <w:b/>
-          <w:lang w:val="ru-RU"/>
-        </w:rPr>
-        <w:t>Вопрос 1. Цели и задачи лицензирования по ФЗ-99 и его значение для государства, бизнеса и общества</w:t>
+        <w:ind w:firstLine="425"/>
+        <w:rPr>
+          <w:lang w:val="ru-RU"/>
+        </w:rPr>
+      </w:pPr>
+      <w:r>
+        <w:rPr>
+          <w:lang w:val="ru-RU"/>
+        </w:rPr>
+        <w:t>2. Постановление Правительства РФ от 03.02.2012 № 79 «О лицензировании деятельности по технической защите конфиденциальной информации» (ред. от 27.12.2024).</w:t>
       </w:r>
     </w:p>
     <w:p>
       <w:pPr>
-        <w:ind w:firstLine="709"/>
-        <w:jc w:val="both"/>
-        <w:rPr>
-          <w:lang w:val="ru-RU"/>
-        </w:rPr>
-      </w:pPr>
-      <w:r>
-        <w:rPr>
-          <w:lang w:val="ru-RU"/>
-        </w:rPr>
-        <w:t>Согласно ст. 1 ФЗ-99, лицензирование — это деятельность лицензирующих органов по предоставлению, переоформлению и прекращению действия лицензий, лицензионному контролю и ведению реестров. Цели лицензирования (ч. 2 ст. 1, ст. 7 ФЗ-99): соблюдение прав, свобод и законных интересов граждан, оборона и безопасность государства, нравственность и здоровье населения, охрана окружающей среды, недопущение нанесения ущерба. Для государства лицензирование — инструмент допуска на рынок и контроля социально значимых и опасных видов деятельности; для бизнеса — единые понятные правила входа на рынок и повышение доверия потребителей; для общества — гарантия безопасности и качества услуг.</w:t>
+        <w:ind w:firstLine="425"/>
+        <w:rPr>
+          <w:lang w:val="ru-RU"/>
+        </w:rPr>
+      </w:pPr>
+      <w:r>
+        <w:rPr>
+          <w:lang w:val="ru-RU"/>
+        </w:rPr>
+        <w:t>3. Приказ ФСТЭК России от 12.01.2023 № 3 «Об утверждении формы заявления о предоставлении лицензии на осуществление деятельности по технической защите конфиденциальной информации…».</w:t>
       </w:r>
     </w:p>
     <w:p>
       <w:pPr>
-        <w:spacing w:before="240"/>
-        <w:rPr>
-          <w:lang w:val="ru-RU"/>
-        </w:rPr>
-      </w:pPr>
-      <w:r>
-        <w:rPr>
-          <w:b/>
-          <w:lang w:val="ru-RU"/>
-        </w:rPr>
-        <w:t>Вопрос 2. Виды деятельности по подпунктам 1–5 и 36 пункта 1 статьи 12 ФЗ-99</w:t>
-      </w:r>
+        <w:ind w:firstLine="425"/>
+        <w:rPr>
+          <w:lang w:val="ru-RU"/>
+        </w:rPr>
+      </w:pPr>
+      <w:r>
+        <w:rPr>
+          <w:lang w:val="ru-RU"/>
+        </w:rPr>
+        <w:t xml:space="preserve">4. Официальный интернет-портал правовой информации. </w:t>
+      </w:r>
+      <w:r>
+        <w:t>URL</w:t>
+      </w:r>
+      <w:r>
+        <w:rPr>
+          <w:lang w:val="ru-RU"/>
+        </w:rPr>
+        <w:t xml:space="preserve">: </w:t>
+      </w:r>
+      <w:hyperlink r:id="rId9" w:history="1">
+        <w:r>
+          <w:rPr>
+            <w:rStyle w:val="aff8"/>
+          </w:rPr>
+          <w:t>http</w:t>
+        </w:r>
+        <w:r>
+          <w:rPr>
+            <w:rStyle w:val="aff8"/>
+            <w:lang w:val="ru-RU"/>
+          </w:rPr>
+          <w:t>://</w:t>
+        </w:r>
+        <w:proofErr w:type="spellStart"/>
+        <w:r>
+          <w:rPr>
+            <w:rStyle w:val="aff8"/>
+          </w:rPr>
+          <w:t>pravo</w:t>
+        </w:r>
+        <w:proofErr w:type="spellEnd"/>
+        <w:r>
+          <w:rPr>
+            <w:rStyle w:val="aff8"/>
+            <w:lang w:val="ru-RU"/>
+          </w:rPr>
+          <w:t>.</w:t>
+        </w:r>
+        <w:r>
+          <w:rPr>
+            <w:rStyle w:val="aff8"/>
+          </w:rPr>
+          <w:t>gov</w:t>
+        </w:r>
+        <w:r>
+          <w:rPr>
+            <w:rStyle w:val="aff8"/>
+            <w:lang w:val="ru-RU"/>
+          </w:rPr>
+          <w:t>.</w:t>
+        </w:r>
+        <w:proofErr w:type="spellStart"/>
+        <w:r>
+          <w:rPr>
+            <w:rStyle w:val="aff8"/>
+          </w:rPr>
+          <w:t>ru</w:t>
+        </w:r>
+        <w:proofErr w:type="spellEnd"/>
+      </w:hyperlink>
     </w:p>
     <w:p>
       <w:pPr>
-        <w:pStyle w:val="a0"/>
-      </w:pPr>
-      <w:r>
-        <w:rPr>
-          <w:b/>
-          <w:lang w:val="ru-RU"/>
-        </w:rPr>
-        <w:t xml:space="preserve">подпункт 1 — </w:t>
-      </w:r>
-      <w:r>
-        <w:rPr>
-          <w:lang w:val="ru-RU"/>
-        </w:rPr>
-        <w:t xml:space="preserve">разработка, производство, распространение шифровальных (криптографических) средств, защищённых информационных и телекоммуникационных систем, работы и услуги в области шифрования информации, их техническое обслуживание. </w:t>
-      </w:r>
-      <w:proofErr w:type="spellStart"/>
-      <w:r>
-        <w:t>Пример</w:t>
-      </w:r>
-      <w:proofErr w:type="spellEnd"/>
-      <w:r>
+        <w:ind w:firstLine="425"/>
+        <w:rPr>
+          <w:lang w:val="ru-RU"/>
+        </w:rPr>
+      </w:pPr>
+      <w:r>
+        <w:rPr>
+          <w:lang w:val="ru-RU"/>
+        </w:rPr>
+        <w:t xml:space="preserve">5. Официальный сайт Минюста России. </w:t>
+      </w:r>
+      <w:r>
+        <w:t>URL</w:t>
+      </w:r>
+      <w:r>
+        <w:rPr>
+          <w:lang w:val="ru-RU"/>
+        </w:rPr>
         <w:t xml:space="preserve">: </w:t>
       </w:r>
-      <w:proofErr w:type="spellStart"/>
-      <w:r>
-        <w:t>разработка</w:t>
-      </w:r>
-      <w:proofErr w:type="spellEnd"/>
-      <w:r>
-        <w:t xml:space="preserve"> СКЗИ </w:t>
-      </w:r>
-      <w:proofErr w:type="spellStart"/>
-      <w:r>
-        <w:t>для</w:t>
-      </w:r>
-      <w:proofErr w:type="spellEnd"/>
-      <w:r>
-        <w:t xml:space="preserve"> банков. Лицензирующий орган — ФСБ России;</w:t>
-      </w:r>
+      <w:hyperlink r:id="rId10" w:history="1">
+        <w:r>
+          <w:rPr>
+            <w:rStyle w:val="aff8"/>
+          </w:rPr>
+          <w:t>https</w:t>
+        </w:r>
+        <w:r>
+          <w:rPr>
+            <w:rStyle w:val="aff8"/>
+            <w:lang w:val="ru-RU"/>
+          </w:rPr>
+          <w:t>://</w:t>
+        </w:r>
+        <w:proofErr w:type="spellStart"/>
+        <w:r>
+          <w:rPr>
+            <w:rStyle w:val="aff8"/>
+          </w:rPr>
+          <w:t>minjust</w:t>
+        </w:r>
+        <w:proofErr w:type="spellEnd"/>
+        <w:r>
+          <w:rPr>
+            <w:rStyle w:val="aff8"/>
+            <w:lang w:val="ru-RU"/>
+          </w:rPr>
+          <w:t>.</w:t>
+        </w:r>
+        <w:r>
+          <w:rPr>
+            <w:rStyle w:val="aff8"/>
+          </w:rPr>
+          <w:t>gov</w:t>
+        </w:r>
+        <w:r>
+          <w:rPr>
+            <w:rStyle w:val="aff8"/>
+            <w:lang w:val="ru-RU"/>
+          </w:rPr>
+          <w:t>.</w:t>
+        </w:r>
+        <w:proofErr w:type="spellStart"/>
+        <w:r>
+          <w:rPr>
+            <w:rStyle w:val="aff8"/>
+          </w:rPr>
+          <w:t>ru</w:t>
+        </w:r>
+        <w:proofErr w:type="spellEnd"/>
+      </w:hyperlink>
     </w:p>
     <w:p>
       <w:pPr>
-        <w:pStyle w:val="a0"/>
-      </w:pPr>
-      <w:r>
-        <w:rPr>
-          <w:b/>
-          <w:lang w:val="ru-RU"/>
-        </w:rPr>
-        <w:t xml:space="preserve">подпункт 2 — </w:t>
-      </w:r>
-      <w:r>
-        <w:rPr>
-          <w:lang w:val="ru-RU"/>
-        </w:rPr>
-        <w:t xml:space="preserve">разработка, производство, реализация и приобретение в целях продажи специальных технических средств, предназначенных для негласного получения информации. </w:t>
-      </w:r>
-      <w:proofErr w:type="spellStart"/>
-      <w:r>
-        <w:t>Пример</w:t>
-      </w:r>
-      <w:proofErr w:type="spellEnd"/>
-      <w:r>
+        <w:ind w:firstLine="425"/>
+        <w:rPr>
+          <w:lang w:val="ru-RU"/>
+        </w:rPr>
+      </w:pPr>
+      <w:r>
+        <w:rPr>
+          <w:lang w:val="ru-RU"/>
+        </w:rPr>
+        <w:t xml:space="preserve">6. Официальный сайт Роскомнадзора. </w:t>
+      </w:r>
+      <w:r>
+        <w:t>URL</w:t>
+      </w:r>
+      <w:r>
+        <w:rPr>
+          <w:lang w:val="ru-RU"/>
+        </w:rPr>
         <w:t xml:space="preserve">: </w:t>
       </w:r>
-      <w:proofErr w:type="spellStart"/>
-      <w:r>
-        <w:t>производство</w:t>
-      </w:r>
-      <w:proofErr w:type="spellEnd"/>
-      <w:r>
-        <w:t xml:space="preserve"> </w:t>
-      </w:r>
-      <w:proofErr w:type="spellStart"/>
-      <w:r>
-        <w:t>скрытых</w:t>
-      </w:r>
-      <w:proofErr w:type="spellEnd"/>
-      <w:r>
-        <w:t xml:space="preserve"> </w:t>
-      </w:r>
-      <w:proofErr w:type="spellStart"/>
-      <w:r>
-        <w:t>средств</w:t>
-      </w:r>
-      <w:proofErr w:type="spellEnd"/>
-      <w:r>
-        <w:t xml:space="preserve"> аудиозаписи. Орган — ФСБ России;</w:t>
-      </w:r>
+      <w:hyperlink r:id="rId11" w:history="1">
+        <w:r>
+          <w:rPr>
+            <w:rStyle w:val="aff8"/>
+          </w:rPr>
+          <w:t>https</w:t>
+        </w:r>
+        <w:r>
+          <w:rPr>
+            <w:rStyle w:val="aff8"/>
+            <w:lang w:val="ru-RU"/>
+          </w:rPr>
+          <w:t>://</w:t>
+        </w:r>
+        <w:proofErr w:type="spellStart"/>
+        <w:r>
+          <w:rPr>
+            <w:rStyle w:val="aff8"/>
+          </w:rPr>
+          <w:t>rkn</w:t>
+        </w:r>
+        <w:proofErr w:type="spellEnd"/>
+        <w:r>
+          <w:rPr>
+            <w:rStyle w:val="aff8"/>
+            <w:lang w:val="ru-RU"/>
+          </w:rPr>
+          <w:t>.</w:t>
+        </w:r>
+        <w:r>
+          <w:rPr>
+            <w:rStyle w:val="aff8"/>
+          </w:rPr>
+          <w:t>gov</w:t>
+        </w:r>
+        <w:r>
+          <w:rPr>
+            <w:rStyle w:val="aff8"/>
+            <w:lang w:val="ru-RU"/>
+          </w:rPr>
+          <w:t>.</w:t>
+        </w:r>
+        <w:proofErr w:type="spellStart"/>
+        <w:r>
+          <w:rPr>
+            <w:rStyle w:val="aff8"/>
+          </w:rPr>
+          <w:t>ru</w:t>
+        </w:r>
+        <w:proofErr w:type="spellEnd"/>
+      </w:hyperlink>
     </w:p>
     <w:p>
       <w:pPr>
-        <w:pStyle w:val="a0"/>
-        <w:rPr>
-          <w:lang w:val="ru-RU"/>
-        </w:rPr>
-      </w:pPr>
-      <w:r>
-        <w:rPr>
-          <w:b/>
-          <w:lang w:val="ru-RU"/>
-        </w:rPr>
-        <w:lastRenderedPageBreak/>
-        <w:t xml:space="preserve">подпункт 3 — </w:t>
-      </w:r>
-      <w:r>
-        <w:rPr>
-          <w:lang w:val="ru-RU"/>
-        </w:rPr>
-        <w:t>деятельность по выявлению электронных устройств, предназначенных для негласного получения информации. Пример: услуги по поиску «закладок» в помещениях. Орган — ФСБ России;</w:t>
-      </w:r>
+        <w:ind w:firstLine="425"/>
+        <w:rPr>
+          <w:lang w:val="ru-RU"/>
+        </w:rPr>
+      </w:pPr>
+      <w:r>
+        <w:rPr>
+          <w:lang w:val="ru-RU"/>
+        </w:rPr>
+        <w:t xml:space="preserve">7. Сведения о лицензировании деятельности по технической защите информации на официальном сайте ФСТЭК России. </w:t>
+      </w:r>
+      <w:r>
+        <w:t>URL</w:t>
+      </w:r>
+      <w:r>
+        <w:rPr>
+          <w:lang w:val="ru-RU"/>
+        </w:rPr>
+        <w:t xml:space="preserve">: </w:t>
+      </w:r>
+      <w:hyperlink r:id="rId12" w:history="1">
+        <w:r>
+          <w:rPr>
+            <w:rStyle w:val="aff8"/>
+          </w:rPr>
+          <w:t>https</w:t>
+        </w:r>
+        <w:r>
+          <w:rPr>
+            <w:rStyle w:val="aff8"/>
+            <w:lang w:val="ru-RU"/>
+          </w:rPr>
+          <w:t>://</w:t>
+        </w:r>
+        <w:proofErr w:type="spellStart"/>
+        <w:r>
+          <w:rPr>
+            <w:rStyle w:val="aff8"/>
+          </w:rPr>
+          <w:t>fstec</w:t>
+        </w:r>
+        <w:proofErr w:type="spellEnd"/>
+        <w:r>
+          <w:rPr>
+            <w:rStyle w:val="aff8"/>
+            <w:lang w:val="ru-RU"/>
+          </w:rPr>
+          <w:t>.</w:t>
+        </w:r>
+        <w:proofErr w:type="spellStart"/>
+        <w:r>
+          <w:rPr>
+            <w:rStyle w:val="aff8"/>
+          </w:rPr>
+          <w:t>ru</w:t>
+        </w:r>
+        <w:proofErr w:type="spellEnd"/>
+        <w:r>
+          <w:rPr>
+            <w:rStyle w:val="aff8"/>
+            <w:lang w:val="ru-RU"/>
+          </w:rPr>
+          <w:t>/</w:t>
+        </w:r>
+        <w:proofErr w:type="spellStart"/>
+        <w:r>
+          <w:rPr>
+            <w:rStyle w:val="aff8"/>
+          </w:rPr>
+          <w:t>tekhnicheskaya</w:t>
+        </w:r>
+        <w:proofErr w:type="spellEnd"/>
+        <w:r>
+          <w:rPr>
+            <w:rStyle w:val="aff8"/>
+            <w:lang w:val="ru-RU"/>
+          </w:rPr>
+          <w:t>-</w:t>
+        </w:r>
+        <w:proofErr w:type="spellStart"/>
+        <w:r>
+          <w:rPr>
+            <w:rStyle w:val="aff8"/>
+          </w:rPr>
+          <w:t>zashchita</w:t>
+        </w:r>
+        <w:proofErr w:type="spellEnd"/>
+        <w:r>
+          <w:rPr>
+            <w:rStyle w:val="aff8"/>
+            <w:lang w:val="ru-RU"/>
+          </w:rPr>
+          <w:t>-</w:t>
+        </w:r>
+        <w:proofErr w:type="spellStart"/>
+        <w:r>
+          <w:rPr>
+            <w:rStyle w:val="aff8"/>
+          </w:rPr>
+          <w:t>informatsii</w:t>
+        </w:r>
+        <w:proofErr w:type="spellEnd"/>
+        <w:r>
+          <w:rPr>
+            <w:rStyle w:val="aff8"/>
+            <w:lang w:val="ru-RU"/>
+          </w:rPr>
+          <w:t>/</w:t>
+        </w:r>
+        <w:proofErr w:type="spellStart"/>
+        <w:r>
+          <w:rPr>
+            <w:rStyle w:val="aff8"/>
+          </w:rPr>
+          <w:t>litsenzirovanie</w:t>
+        </w:r>
+        <w:proofErr w:type="spellEnd"/>
+        <w:r>
+          <w:rPr>
+            <w:rStyle w:val="aff8"/>
+            <w:lang w:val="ru-RU"/>
+          </w:rPr>
+          <w:t>-</w:t>
+        </w:r>
+        <w:proofErr w:type="spellStart"/>
+        <w:r>
+          <w:rPr>
+            <w:rStyle w:val="aff8"/>
+          </w:rPr>
+          <w:t>tzi</w:t>
+        </w:r>
+        <w:proofErr w:type="spellEnd"/>
+      </w:hyperlink>
     </w:p>
     <w:p>
       <w:pPr>
-        <w:pStyle w:val="a0"/>
-      </w:pPr>
-      <w:r>
-        <w:rPr>
-          <w:b/>
-          <w:lang w:val="ru-RU"/>
-        </w:rPr>
-        <w:t xml:space="preserve">подпункт 4 — </w:t>
-      </w:r>
-      <w:r>
-        <w:rPr>
-          <w:lang w:val="ru-RU"/>
-        </w:rPr>
-        <w:t xml:space="preserve">разработка и производство средств защиты конфиденциальной информации. </w:t>
+        <w:ind w:firstLine="425"/>
+        <w:rPr>
+          <w:lang w:val="ru-RU"/>
+        </w:rPr>
+      </w:pPr>
+      <w:r>
+        <w:rPr>
+          <w:lang w:val="ru-RU"/>
+        </w:rPr>
+        <w:t xml:space="preserve">8. Елин В.М., Жарова А.К. Организационное и правовое обеспечение информационной безопасности: учебное пособие. — М.: </w:t>
       </w:r>
       <w:proofErr w:type="spellStart"/>
       <w:r>
-        <w:t>Пример</w:t>
+        <w:rPr>
+          <w:lang w:val="ru-RU"/>
+        </w:rPr>
+        <w:t>КноРус</w:t>
       </w:r>
       <w:proofErr w:type="spellEnd"/>
       <w:r>
-        <w:t xml:space="preserve">: </w:t>
-      </w:r>
-      <w:proofErr w:type="spellStart"/>
-      <w:r>
-        <w:t>производство</w:t>
-      </w:r>
-      <w:proofErr w:type="spellEnd"/>
-      <w:r>
-        <w:t xml:space="preserve"> </w:t>
-      </w:r>
-      <w:proofErr w:type="spellStart"/>
-      <w:r>
-        <w:t>сертифицированных</w:t>
-      </w:r>
-      <w:proofErr w:type="spellEnd"/>
-      <w:r>
-        <w:t xml:space="preserve"> </w:t>
-      </w:r>
-      <w:proofErr w:type="spellStart"/>
-      <w:r>
-        <w:t>межсетевых</w:t>
-      </w:r>
-      <w:proofErr w:type="spellEnd"/>
-      <w:r>
-        <w:t xml:space="preserve"> экранов. Орган — ФСТЭК России;</w:t>
+        <w:rPr>
+          <w:lang w:val="ru-RU"/>
+        </w:rPr>
+        <w:t>, 2025. — 207 с</w:t>
       </w:r>
     </w:p>
     <w:p>
       <w:pPr>
-        <w:pStyle w:val="a0"/>
-      </w:pPr>
-      <w:r>
-        <w:rPr>
-          <w:b/>
-          <w:lang w:val="ru-RU"/>
-        </w:rPr>
-        <w:t xml:space="preserve">подпункт 5 — </w:t>
-      </w:r>
-      <w:r>
-        <w:rPr>
-          <w:lang w:val="ru-RU"/>
-        </w:rPr>
-        <w:t xml:space="preserve">деятельность по технической защите конфиденциальной информации. Пример: аттестация объектов информатизации, аудит защищённости (выбранный в работе вид деятельности). </w:t>
-      </w:r>
-      <w:proofErr w:type="spellStart"/>
-      <w:r>
-        <w:t>Орган</w:t>
-      </w:r>
-      <w:proofErr w:type="spellEnd"/>
-      <w:r>
-        <w:t xml:space="preserve"> — ФСТЭК </w:t>
-      </w:r>
-      <w:proofErr w:type="spellStart"/>
-      <w:r>
-        <w:t>России</w:t>
-      </w:r>
-      <w:proofErr w:type="spellEnd"/>
-      <w:r>
-        <w:t>;</w:t>
-      </w:r>
-    </w:p>
-    <w:p>
-      <w:pPr>
-        <w:pStyle w:val="a0"/>
-      </w:pPr>
-      <w:r>
-        <w:rPr>
-          <w:b/>
-          <w:lang w:val="ru-RU"/>
-        </w:rPr>
-        <w:t xml:space="preserve">подпункт 36 — </w:t>
-      </w:r>
-      <w:r>
-        <w:rPr>
-          <w:lang w:val="ru-RU"/>
-        </w:rPr>
-        <w:t xml:space="preserve">оказание услуг связи. Пример: услуги местной телефонной связи, телематические услуги, услуги передачи данных. </w:t>
-      </w:r>
-      <w:proofErr w:type="spellStart"/>
-      <w:r>
-        <w:t>Орган</w:t>
-      </w:r>
-      <w:proofErr w:type="spellEnd"/>
-      <w:r>
-        <w:t xml:space="preserve"> — </w:t>
-      </w:r>
-      <w:proofErr w:type="spellStart"/>
-      <w:r>
-        <w:t>Роскомнадзор</w:t>
-      </w:r>
-      <w:proofErr w:type="spellEnd"/>
-      <w:r>
-        <w:t>.</w:t>
-      </w:r>
-    </w:p>
-    <w:p>
-      <w:pPr>
-        <w:ind w:firstLine="709"/>
-        <w:jc w:val="both"/>
-        <w:rPr>
-          <w:lang w:val="ru-RU"/>
-        </w:rPr>
-      </w:pPr>
-      <w:r>
-        <w:rPr>
-          <w:lang w:val="ru-RU"/>
-        </w:rPr>
-        <w:t>Общее основание лицензирования этих видов деятельности (ч. 3 ст. 12 ФЗ-99): их осуществление может повлечь нанесение ущерба правам и законным интересам граждан, обороне страны и безопасности государства.</w:t>
-      </w:r>
-    </w:p>
-    <w:p>
-      <w:pPr>
-        <w:spacing w:before="240"/>
-      </w:pPr>
-      <w:proofErr w:type="spellStart"/>
-      <w:r>
-        <w:rPr>
-          <w:b/>
-        </w:rPr>
-        <w:t>Вопрос</w:t>
-      </w:r>
-      <w:proofErr w:type="spellEnd"/>
-      <w:r>
-        <w:rPr>
-          <w:b/>
-        </w:rPr>
-        <w:t xml:space="preserve"> 3. Последовательность действий соискателя лицензии</w:t>
-      </w:r>
-    </w:p>
-    <w:p>
-      <w:pPr>
-        <w:pStyle w:val="a"/>
-        <w:rPr>
-          <w:lang w:val="ru-RU"/>
-        </w:rPr>
-      </w:pPr>
-      <w:r>
-        <w:rPr>
-          <w:lang w:val="ru-RU"/>
-        </w:rPr>
-        <w:t>определить вид деятельности и лицензирующий орган (ст. 6, 12 ФЗ-99) — в нашем случае ФСТЭК России;</w:t>
-      </w:r>
-    </w:p>
-    <w:p>
-      <w:pPr>
-        <w:pStyle w:val="a"/>
-        <w:rPr>
-          <w:lang w:val="ru-RU"/>
-        </w:rPr>
-      </w:pPr>
-      <w:r>
-        <w:rPr>
-          <w:lang w:val="ru-RU"/>
-        </w:rPr>
-        <w:t>изучить лицензионные требования (постановление Правительства РФ № 79) и привести организацию в соответствие с ними (персонал, помещения, сертифицированные СЗИ, организационные документы);</w:t>
-      </w:r>
-    </w:p>
-    <w:p>
-      <w:pPr>
-        <w:pStyle w:val="a"/>
-        <w:rPr>
-          <w:lang w:val="ru-RU"/>
-        </w:rPr>
-      </w:pPr>
-      <w:r>
-        <w:rPr>
-          <w:lang w:val="ru-RU"/>
-        </w:rPr>
-        <w:t>подготовить пакет документов по ст. 13 ФЗ-99 (заявление, учредительные документы, подтверждения соответствия требованиям, квитанция о госпошлине, опись);</w:t>
-      </w:r>
-    </w:p>
-    <w:p>
-      <w:pPr>
-        <w:pStyle w:val="a"/>
-        <w:rPr>
-          <w:lang w:val="ru-RU"/>
-        </w:rPr>
-      </w:pPr>
-      <w:r>
-        <w:rPr>
-          <w:lang w:val="ru-RU"/>
-        </w:rPr>
-        <w:t>подать заявление: лично, почтой с уведомлением или в электронной форме через портал Госуслуг;</w:t>
-      </w:r>
-    </w:p>
-    <w:p>
-      <w:pPr>
-        <w:pStyle w:val="a"/>
-        <w:rPr>
-          <w:lang w:val="ru-RU"/>
-        </w:rPr>
-      </w:pPr>
-      <w:r>
-        <w:rPr>
-          <w:lang w:val="ru-RU"/>
-        </w:rPr>
-        <w:lastRenderedPageBreak/>
-        <w:t>в течение 3 рабочих дней лицензирующий орган принимает решение о рассмотрении заявления либо возвращает его (ч. 1 ст. 14 ФЗ-99);</w:t>
-      </w:r>
-    </w:p>
-    <w:p>
-      <w:pPr>
-        <w:pStyle w:val="a"/>
-        <w:rPr>
-          <w:lang w:val="ru-RU"/>
-        </w:rPr>
-      </w:pPr>
-      <w:r>
-        <w:rPr>
-          <w:lang w:val="ru-RU"/>
-        </w:rPr>
-        <w:t>лицензирующий орган проверяет полноту и достоверность сведений, в том числе с выездом на место, и в течение 45 рабочих дней принимает решение о предоставлении лицензии или об отказе (ч. 5 ст. 14 ФЗ-99);</w:t>
-      </w:r>
-    </w:p>
-    <w:p>
-      <w:pPr>
-        <w:pStyle w:val="a"/>
-        <w:rPr>
-          <w:lang w:val="ru-RU"/>
-        </w:rPr>
-      </w:pPr>
-      <w:r>
-        <w:rPr>
-          <w:lang w:val="ru-RU"/>
-        </w:rPr>
-        <w:t>сведения о предоставленной лицензии вносятся в реестр лицензий, соискателю выдаётся выписка из реестра (ст. 15, 21 ФЗ-99).</w:t>
-      </w:r>
-    </w:p>
-    <w:p>
-      <w:pPr>
-        <w:spacing w:before="240"/>
-        <w:rPr>
-          <w:lang w:val="ru-RU"/>
-        </w:rPr>
-      </w:pPr>
-      <w:r>
-        <w:rPr>
-          <w:b/>
-          <w:lang w:val="ru-RU"/>
-        </w:rPr>
-        <w:t>Вопрос 4. Обязательные требования к соискателю и их отражение в пакете документов</w:t>
-      </w:r>
-    </w:p>
-    <w:p>
-      <w:pPr>
-        <w:ind w:firstLine="709"/>
-        <w:jc w:val="both"/>
-        <w:rPr>
-          <w:lang w:val="ru-RU"/>
-        </w:rPr>
-      </w:pPr>
-      <w:r>
-        <w:rPr>
-          <w:lang w:val="ru-RU"/>
-        </w:rPr>
-        <w:t>К соискателю лицензии на деятельность по ТЗКИ предъявляются требования (п. 5 Положения, утв. ПП РФ № 79): а) наличие в штате уполномоченного руководить работами лица и не менее 2 инженерно-технических работников с высшим образованием в области информационной безопасности и стажем не менее 3 лет (либо с профпереподготовкой не менее 360 часов) — подтверждается копиями дипломов, приказов о назначении, сведений о трудовой деятельности; б) наличие нежилых помещений на законном основании — договором аренды; в) наличие оборудования, включая измерительные приборы с метрологической поверкой и сертифицированные программные средства, — сведениями об оборудовании и копиями сертификатов; г) наличие аттестованных автоматизированных систем и сертифицированных СЗИ — аттестатом и сертификатами соответствия; д) наличие технической и технологической документации, стандартов и методических документов — соответствующими сведениями. Таким образом, каждое лицензионное требование имеет документальное подтверждение в пакете документов (п. 8 Положения).</w:t>
-      </w:r>
-    </w:p>
-    <w:p>
-      <w:pPr>
-        <w:spacing w:before="240"/>
-        <w:rPr>
-          <w:lang w:val="ru-RU"/>
-        </w:rPr>
-      </w:pPr>
-      <w:r>
-        <w:rPr>
-          <w:b/>
-          <w:lang w:val="ru-RU"/>
-        </w:rPr>
-        <w:t>Вопрос 5. Приостановление и аннулирование лицензии: основания и последствия</w:t>
-      </w:r>
-    </w:p>
-    <w:p>
-      <w:pPr>
-        <w:ind w:firstLine="709"/>
-        <w:jc w:val="both"/>
-        <w:rPr>
-          <w:lang w:val="ru-RU"/>
-        </w:rPr>
-      </w:pPr>
-      <w:r>
-        <w:rPr>
-          <w:lang w:val="ru-RU"/>
-        </w:rPr>
-        <w:lastRenderedPageBreak/>
-        <w:t>Приостановление (ст. 20 ФЗ-99) применяется при грубом нарушении лицензионных требований, если оно влечёт непосредственную угрозу жизни или тяжкого вреда здоровью граждан, чрезвычайные ситуации, ущерб обороне и безопасности государства. Приостановление — временная мера: деятельность запрещена до устранения нарушений, после чего действие лицензии возобновляется. Аннулирование (ч. 4 ст. 20 ФЗ-99) — окончательное прекращение действия лицензии, осуществляется только по решению суда, в том числе при повторном грубом нарушении или неустранении нарушений, повлёкших приостановление. Последствия для лицензиата: запрет на ведение деятельности, расторжение договоров и претензии заказчиков, административная ответственность по ст. 14.1 КоАП РФ (штрафы, конфискация) за работу в период приостановления или после аннулирования, при причинении крупного ущерба — уголовная ответственность по ст. 171 УК РФ; после аннулирования для возобновления деятельности требуется полное повторное лицензирование, что означает прямые экономические потери.</w:t>
-      </w:r>
-    </w:p>
-    <w:p>
-      <w:pPr>
-        <w:spacing w:before="240"/>
-        <w:rPr>
-          <w:lang w:val="ru-RU"/>
-        </w:rPr>
-      </w:pPr>
-      <w:r>
-        <w:rPr>
-          <w:b/>
-          <w:lang w:val="ru-RU"/>
-        </w:rPr>
-        <w:t>Вопрос 6. Функции участников команды и формируемые навыки</w:t>
-      </w:r>
-    </w:p>
-    <w:p>
-      <w:pPr>
-        <w:ind w:firstLine="709"/>
-        <w:jc w:val="both"/>
-        <w:rPr>
-          <w:lang w:val="ru-RU"/>
-        </w:rPr>
-      </w:pPr>
-      <w:r>
-        <w:rPr>
-          <w:lang w:val="ru-RU"/>
-        </w:rPr>
-        <w:t>В нашей команде роли распределены следующим образом: директор — Ермолаев Богдан Юрьевич, юрист — Голованов Федор Артемович, технический специалист (менеджер по административным вопросам) — Ковалев Данил Петрович.</w:t>
-      </w:r>
-    </w:p>
-    <w:p>
-      <w:pPr>
-        <w:ind w:firstLine="709"/>
-        <w:jc w:val="both"/>
-        <w:rPr>
-          <w:lang w:val="ru-RU"/>
-        </w:rPr>
-      </w:pPr>
-      <w:r>
-        <w:rPr>
-          <w:lang w:val="ru-RU"/>
-        </w:rPr>
-        <w:t xml:space="preserve">Директор отвечает за стратегию: выбирает вид деятельности, формулирует цели компании, готовит и подписывает заявление о предоставлении лицензии. Юрист подготавливает перечень документов, обосновывает правовые основания их необходимости (ст. 13 ФЗ-99, ПП РФ № 79), проверяет соответствие пакета требованиям закона. Менеджер по административным вопросам отвечает за техническую часть: план помещения, соответствие материально-технической базы требованиям, пояснительную </w:t>
-      </w:r>
-      <w:r>
-        <w:rPr>
-          <w:lang w:val="ru-RU"/>
-        </w:rPr>
-        <w:lastRenderedPageBreak/>
-        <w:t>записку. Ролевое задание формирует навыки правоприменительной работы с текстом закона, делопроизводства и подготовки официальных документов, распределения обязанностей в команде, публичной защиты результатов, а также практическое понимание процедуры лицензирования как инструмента государственного контроля в сфере безопасности информации.</w:t>
-      </w:r>
-    </w:p>
-    <w:p>
-      <w:pPr>
-        <w:spacing w:before="360"/>
-        <w:jc w:val="center"/>
-        <w:rPr>
-          <w:lang w:val="ru-RU"/>
-        </w:rPr>
-      </w:pPr>
-      <w:r>
-        <w:rPr>
-          <w:b/>
-          <w:sz w:val="32"/>
-          <w:lang w:val="ru-RU"/>
-        </w:rPr>
-        <w:t>Список использованных источников</w:t>
-      </w:r>
-    </w:p>
-    <w:p>
-      <w:pPr>
-        <w:ind w:left="425" w:hanging="425"/>
-        <w:rPr>
-          <w:lang w:val="ru-RU"/>
-        </w:rPr>
-      </w:pPr>
-      <w:r>
-        <w:rPr>
-          <w:lang w:val="ru-RU"/>
-        </w:rPr>
-        <w:t xml:space="preserve">1. Федеральный закон от 04.05.2011 № 99-ФЗ «О лицензировании отдельных видов деятельности» (с изменениями и дополнениями). </w:t>
-      </w:r>
-      <w:r>
-        <w:t>URL</w:t>
-      </w:r>
-      <w:r>
-        <w:rPr>
-          <w:lang w:val="ru-RU"/>
-        </w:rPr>
-        <w:t xml:space="preserve">: </w:t>
-      </w:r>
-      <w:r>
-        <w:t>https</w:t>
-      </w:r>
-      <w:r>
-        <w:rPr>
-          <w:lang w:val="ru-RU"/>
-        </w:rPr>
-        <w:t>://</w:t>
-      </w:r>
-      <w:r>
-        <w:t>www</w:t>
-      </w:r>
-      <w:r>
-        <w:rPr>
-          <w:lang w:val="ru-RU"/>
-        </w:rPr>
-        <w:t>.</w:t>
-      </w:r>
-      <w:r>
-        <w:t>consultant</w:t>
-      </w:r>
-      <w:r>
-        <w:rPr>
-          <w:lang w:val="ru-RU"/>
-        </w:rPr>
-        <w:t>.</w:t>
-      </w:r>
-      <w:proofErr w:type="spellStart"/>
-      <w:r>
-        <w:t>ru</w:t>
-      </w:r>
-      <w:proofErr w:type="spellEnd"/>
-      <w:r>
-        <w:rPr>
-          <w:lang w:val="ru-RU"/>
-        </w:rPr>
-        <w:t>/</w:t>
-      </w:r>
-      <w:r>
-        <w:t>document</w:t>
-      </w:r>
-      <w:r>
-        <w:rPr>
-          <w:lang w:val="ru-RU"/>
-        </w:rPr>
-        <w:t>/</w:t>
-      </w:r>
-      <w:r>
-        <w:t>cons</w:t>
-      </w:r>
-      <w:r>
-        <w:rPr>
-          <w:lang w:val="ru-RU"/>
-        </w:rPr>
-        <w:t>_</w:t>
-      </w:r>
-      <w:r>
-        <w:t>doc</w:t>
-      </w:r>
-      <w:r>
-        <w:rPr>
-          <w:lang w:val="ru-RU"/>
-        </w:rPr>
-        <w:t>_</w:t>
-      </w:r>
-      <w:r>
-        <w:t>LAW</w:t>
-      </w:r>
-      <w:r>
-        <w:rPr>
-          <w:lang w:val="ru-RU"/>
-        </w:rPr>
-        <w:t>_113658/</w:t>
-      </w:r>
-    </w:p>
-    <w:p>
-      <w:pPr>
-        <w:ind w:left="425" w:hanging="425"/>
-        <w:rPr>
-          <w:lang w:val="ru-RU"/>
-        </w:rPr>
-      </w:pPr>
-      <w:r>
-        <w:rPr>
-          <w:lang w:val="ru-RU"/>
-        </w:rPr>
-        <w:t>2. Постановление Правительства РФ от 03.02.2012 № 79 «О лицензировании деятельности по технической защите конфиденциальной информации» (ред. от 27.12.2024).</w:t>
-      </w:r>
-    </w:p>
-    <w:p>
-      <w:pPr>
-        <w:ind w:left="425" w:hanging="425"/>
-        <w:rPr>
-          <w:lang w:val="ru-RU"/>
-        </w:rPr>
-      </w:pPr>
-      <w:r>
-        <w:rPr>
-          <w:lang w:val="ru-RU"/>
-        </w:rPr>
-        <w:t>3. Приказ ФСТЭК России от 12.01.2023 № 3 «Об утверждении формы заявления о предоставлении лицензии на осуществление деятельности по технической защите конфиденциальной информации…».</w:t>
-      </w:r>
-    </w:p>
-    <w:p>
-      <w:pPr>
-        <w:ind w:left="425" w:hanging="425"/>
-        <w:rPr>
-          <w:lang w:val="ru-RU"/>
-        </w:rPr>
-      </w:pPr>
-      <w:r>
-        <w:rPr>
-          <w:lang w:val="ru-RU"/>
-        </w:rPr>
-        <w:t xml:space="preserve">4. Официальный интернет-портал правовой информации. </w:t>
-      </w:r>
-      <w:r>
-        <w:t>URL</w:t>
-      </w:r>
-      <w:r>
-        <w:rPr>
-          <w:lang w:val="ru-RU"/>
-        </w:rPr>
-        <w:t xml:space="preserve">: </w:t>
-      </w:r>
-      <w:r>
-        <w:t>http</w:t>
-      </w:r>
-      <w:r>
-        <w:rPr>
-          <w:lang w:val="ru-RU"/>
-        </w:rPr>
-        <w:t>://</w:t>
-      </w:r>
-      <w:proofErr w:type="spellStart"/>
-      <w:r>
-        <w:t>pravo</w:t>
-      </w:r>
-      <w:proofErr w:type="spellEnd"/>
-      <w:r>
-        <w:rPr>
-          <w:lang w:val="ru-RU"/>
-        </w:rPr>
-        <w:t>.</w:t>
-      </w:r>
-      <w:r>
-        <w:t>gov</w:t>
-      </w:r>
-      <w:r>
-        <w:rPr>
-          <w:lang w:val="ru-RU"/>
-        </w:rPr>
-        <w:t>.</w:t>
-      </w:r>
-      <w:proofErr w:type="spellStart"/>
-      <w:r>
-        <w:t>ru</w:t>
-      </w:r>
-      <w:proofErr w:type="spellEnd"/>
-    </w:p>
-    <w:p>
-      <w:pPr>
-        <w:ind w:left="425" w:hanging="425"/>
-        <w:rPr>
-          <w:lang w:val="ru-RU"/>
-        </w:rPr>
-      </w:pPr>
-      <w:r>
-        <w:rPr>
-          <w:lang w:val="ru-RU"/>
-        </w:rPr>
-        <w:t xml:space="preserve">5. Официальный сайт Минюста России. </w:t>
-      </w:r>
-      <w:r>
-        <w:t>URL</w:t>
-      </w:r>
-      <w:r>
-        <w:rPr>
-          <w:lang w:val="ru-RU"/>
-        </w:rPr>
-        <w:t xml:space="preserve">: </w:t>
-      </w:r>
-      <w:r>
-        <w:t>https</w:t>
-      </w:r>
-      <w:r>
-        <w:rPr>
-          <w:lang w:val="ru-RU"/>
-        </w:rPr>
-        <w:t>://</w:t>
-      </w:r>
-      <w:proofErr w:type="spellStart"/>
-      <w:r>
-        <w:t>minjust</w:t>
-      </w:r>
-      <w:proofErr w:type="spellEnd"/>
-      <w:r>
-        <w:rPr>
-          <w:lang w:val="ru-RU"/>
-        </w:rPr>
-        <w:t>.</w:t>
-      </w:r>
-      <w:r>
-        <w:t>gov</w:t>
-      </w:r>
-      <w:r>
-        <w:rPr>
-          <w:lang w:val="ru-RU"/>
-        </w:rPr>
-        <w:t>.</w:t>
-      </w:r>
-      <w:proofErr w:type="spellStart"/>
-      <w:r>
-        <w:t>ru</w:t>
-      </w:r>
-      <w:proofErr w:type="spellEnd"/>
-    </w:p>
-    <w:p>
-      <w:pPr>
-        <w:ind w:left="425" w:hanging="425"/>
-        <w:rPr>
-          <w:lang w:val="ru-RU"/>
-        </w:rPr>
-      </w:pPr>
-      <w:r>
-        <w:rPr>
-          <w:lang w:val="ru-RU"/>
-        </w:rPr>
-        <w:t xml:space="preserve">6. Официальный сайт Роскомнадзора. </w:t>
-      </w:r>
-      <w:r>
-        <w:t>URL</w:t>
-      </w:r>
-      <w:r>
-        <w:rPr>
-          <w:lang w:val="ru-RU"/>
-        </w:rPr>
-        <w:t xml:space="preserve">: </w:t>
-      </w:r>
-      <w:r>
-        <w:t>https</w:t>
-      </w:r>
-      <w:r>
-        <w:rPr>
-          <w:lang w:val="ru-RU"/>
-        </w:rPr>
-        <w:t>://</w:t>
-      </w:r>
-      <w:proofErr w:type="spellStart"/>
-      <w:r>
-        <w:t>rkn</w:t>
-      </w:r>
-      <w:proofErr w:type="spellEnd"/>
-      <w:r>
-        <w:rPr>
-          <w:lang w:val="ru-RU"/>
-        </w:rPr>
-        <w:t>.</w:t>
-      </w:r>
-      <w:r>
-        <w:t>gov</w:t>
-      </w:r>
-      <w:r>
-        <w:rPr>
-          <w:lang w:val="ru-RU"/>
-        </w:rPr>
-        <w:t>.</w:t>
-      </w:r>
-      <w:proofErr w:type="spellStart"/>
-      <w:r>
-        <w:t>ru</w:t>
-      </w:r>
-      <w:proofErr w:type="spellEnd"/>
-    </w:p>
-    <w:p>
-      <w:pPr>
-        <w:ind w:left="425" w:hanging="425"/>
-        <w:rPr>
-          <w:lang w:val="ru-RU"/>
-        </w:rPr>
-      </w:pPr>
-      <w:r>
-        <w:rPr>
-          <w:lang w:val="ru-RU"/>
-        </w:rPr>
-        <w:t xml:space="preserve">7. Сведения о лицензировании деятельности по технической защите информации на официальном сайте ФСТЭК России. </w:t>
-      </w:r>
-      <w:r>
-        <w:t>URL</w:t>
-      </w:r>
-      <w:r>
-        <w:rPr>
-          <w:lang w:val="ru-RU"/>
-        </w:rPr>
-        <w:t xml:space="preserve">: </w:t>
-      </w:r>
-      <w:r>
-        <w:t>https</w:t>
-      </w:r>
-      <w:r>
-        <w:rPr>
-          <w:lang w:val="ru-RU"/>
-        </w:rPr>
-        <w:t>://</w:t>
-      </w:r>
-      <w:proofErr w:type="spellStart"/>
-      <w:r>
-        <w:t>fstec</w:t>
-      </w:r>
-      <w:proofErr w:type="spellEnd"/>
-      <w:r>
-        <w:rPr>
-          <w:lang w:val="ru-RU"/>
-        </w:rPr>
-        <w:t>.</w:t>
-      </w:r>
-      <w:proofErr w:type="spellStart"/>
-      <w:r>
-        <w:t>ru</w:t>
-      </w:r>
-      <w:proofErr w:type="spellEnd"/>
-      <w:r>
-        <w:rPr>
-          <w:lang w:val="ru-RU"/>
-        </w:rPr>
-        <w:t>/</w:t>
-      </w:r>
-      <w:proofErr w:type="spellStart"/>
-      <w:r>
-        <w:t>tekhnicheskaya</w:t>
-      </w:r>
-      <w:proofErr w:type="spellEnd"/>
-      <w:r>
-        <w:rPr>
-          <w:lang w:val="ru-RU"/>
-        </w:rPr>
-        <w:t>-</w:t>
-      </w:r>
-      <w:proofErr w:type="spellStart"/>
-      <w:r>
-        <w:t>zashchita</w:t>
-      </w:r>
-      <w:proofErr w:type="spellEnd"/>
-      <w:r>
-        <w:rPr>
-          <w:lang w:val="ru-RU"/>
-        </w:rPr>
-        <w:t>-</w:t>
-      </w:r>
-      <w:proofErr w:type="spellStart"/>
-      <w:r>
-        <w:t>informatsii</w:t>
-      </w:r>
-      <w:proofErr w:type="spellEnd"/>
-      <w:r>
-        <w:rPr>
-          <w:lang w:val="ru-RU"/>
-        </w:rPr>
-        <w:t>/</w:t>
-      </w:r>
-      <w:proofErr w:type="spellStart"/>
-      <w:r>
-        <w:t>litsenzirovanie</w:t>
-      </w:r>
-      <w:proofErr w:type="spellEnd"/>
-      <w:r>
-        <w:rPr>
-          <w:lang w:val="ru-RU"/>
-        </w:rPr>
-        <w:t>-</w:t>
-      </w:r>
-      <w:proofErr w:type="spellStart"/>
-      <w:r>
-        <w:t>tzi</w:t>
-      </w:r>
-      <w:proofErr w:type="spellEnd"/>
-    </w:p>
-    <w:p>
-      <w:pPr>
-        <w:ind w:left="425" w:hanging="425"/>
-        <w:rPr>
-          <w:lang w:val="ru-RU"/>
-        </w:rPr>
-      </w:pPr>
-      <w:r>
-        <w:rPr>
-          <w:lang w:val="ru-RU"/>
-        </w:rPr>
-        <w:t xml:space="preserve">8. Елин В.М., Жарова А.К. Организационное и правовое обеспечение информационной безопасности: учебное пособие. — М.: </w:t>
-      </w:r>
-      <w:proofErr w:type="spellStart"/>
-      <w:r>
-        <w:rPr>
-          <w:lang w:val="ru-RU"/>
-        </w:rPr>
-        <w:t>КноРус</w:t>
-      </w:r>
-      <w:proofErr w:type="spellEnd"/>
-      <w:r>
-        <w:rPr>
-          <w:lang w:val="ru-RU"/>
-        </w:rPr>
-        <w:t>, 2025. — 207 с.</w:t>
-      </w:r>
-    </w:p>
-    <w:p>
-      <w:pPr>
-        <w:ind w:left="425" w:hanging="425"/>
-        <w:rPr>
-          <w:lang w:val="ru-RU"/>
-        </w:rPr>
-      </w:pPr>
-      <w:r>
-        <w:rPr>
-          <w:lang w:val="ru-RU"/>
-        </w:rPr>
-        <w:lastRenderedPageBreak/>
+        <w:ind w:firstLine="425"/>
+        <w:rPr>
+          <w:lang w:val="ru-RU"/>
+        </w:rPr>
+      </w:pPr>
+      <w:r>
+        <w:rPr>
+          <w:lang w:val="ru-RU"/>
+        </w:rPr>
         <w:t xml:space="preserve">9. Газизов А.Р. Организационное и правовое обеспечение информационной безопасности: учеб. пособие. — </w:t>
       </w:r>
       <w:proofErr w:type="spellStart"/>
@@ -15481,6 +15673,29 @@
       </w:tcPr>
     </w:tblStylePr>
   </w:style>
+  <w:style w:type="character" w:styleId="aff8">
+    <w:name w:val="Hyperlink"/>
+    <w:basedOn w:val="a2"/>
+    <w:uiPriority w:val="99"/>
+    <w:unhideWhenUsed/>
+    <w:rsid w:val="00843C07"/>
+    <w:rPr>
+      <w:color w:val="0000FF" w:themeColor="hyperlink"/>
+      <w:u w:val="single"/>
+    </w:rPr>
+  </w:style>
+  <w:style w:type="character" w:styleId="aff9">
+    <w:name w:val="Unresolved Mention"/>
+    <w:basedOn w:val="a2"/>
+    <w:uiPriority w:val="99"/>
+    <w:semiHidden/>
+    <w:unhideWhenUsed/>
+    <w:rsid w:val="00843C07"/>
+    <w:rPr>
+      <w:color w:val="605E5C"/>
+      <w:shd w:val="clear" w:color="auto" w:fill="E1DFDD"/>
+    </w:rPr>
+  </w:style>
 </w:styles>
 </file>
 
